--- a/CA1-Elienai.docx
+++ b/CA1-Elienai.docx
@@ -116,7 +116,7 @@
           <w:b w:val="false"/>
           <w:bCs w:val="false"/>
         </w:rPr>
-        <w:t xml:space="preserve">This project is focus on the research and business analysis for the natural resources in the United States of America and obtained revenues every month. </w:t>
+        <w:t xml:space="preserve">This project is focus on the research and business analysis for the natural resources in the United States of America and obtained revenues every month. The revenues will be evaluated by state and mineral type, as well revenue type. This dataset is conformed for more than forty thousand rows and ten columns. </w:t>
       </w:r>
     </w:p>
     <w:p>

--- a/CA1-Elienai.docx
+++ b/CA1-Elienai.docx
@@ -116,22 +116,516 @@
           <w:b w:val="false"/>
           <w:bCs w:val="false"/>
         </w:rPr>
-        <w:t xml:space="preserve">This project is focus on the research and business analysis for the natural resources in the United States of America and obtained revenues every month. The revenues will be evaluated by state and mineral type, as well revenue type. This dataset is conformed for more than forty thousand rows and ten columns. </w:t>
-      </w:r>
-    </w:p>
-    <w:p>
-      <w:pPr>
-        <w:pStyle w:val="Normal"/>
-        <w:bidi w:val="0"/>
-        <w:jc w:val="both"/>
-        <w:rPr>
-          <w:rFonts w:ascii="Malgun Gothic" w:hAnsi="Malgun Gothic"/>
-        </w:rPr>
-      </w:pPr>
-      <w:r>
-        <w:rPr>
-          <w:rFonts w:ascii="Malgun Gothic" w:hAnsi="Malgun Gothic"/>
-        </w:rPr>
+        <w:t xml:space="preserve">This project is focus on the research and business analysis for the natural resources in the United States of America and obtained revenues every month. The revenues will be evaluated by state and mineral type, </w:t>
+      </w:r>
+      <w:r>
+        <w:rPr>
+          <w:rFonts w:ascii="Malgun Gothic" w:hAnsi="Malgun Gothic"/>
+          <w:b w:val="false"/>
+          <w:bCs w:val="false"/>
+        </w:rPr>
+        <w:t xml:space="preserve">and </w:t>
+      </w:r>
+      <w:r>
+        <w:rPr>
+          <w:rFonts w:ascii="Malgun Gothic" w:hAnsi="Malgun Gothic"/>
+          <w:b w:val="false"/>
+          <w:bCs w:val="false"/>
+        </w:rPr>
+        <w:t xml:space="preserve">as well revenue type. This dataset is conformed for more than forty thousand rows and ten columns. </w:t>
+      </w:r>
+    </w:p>
+    <w:p>
+      <w:pPr>
+        <w:pStyle w:val="Normal"/>
+        <w:bidi w:val="0"/>
+        <w:jc w:val="both"/>
+        <w:rPr>
+          <w:rFonts w:ascii="Malgun Gothic" w:hAnsi="Malgun Gothic"/>
+          <w:b w:val="false"/>
+          <w:bCs w:val="false"/>
+        </w:rPr>
+      </w:pPr>
+      <w:r>
+        <w:rPr/>
+      </w:r>
+    </w:p>
+    <w:p>
+      <w:pPr>
+        <w:pStyle w:val="Normal"/>
+        <w:bidi w:val="0"/>
+        <w:jc w:val="both"/>
+        <w:rPr>
+          <w:rFonts w:ascii="Malgun Gothic" w:hAnsi="Malgun Gothic"/>
+          <w:b/>
+          <w:bCs/>
+        </w:rPr>
+      </w:pPr>
+      <w:r>
+        <w:rPr>
+          <w:rFonts w:ascii="Malgun Gothic" w:hAnsi="Malgun Gothic"/>
+          <w:b/>
+          <w:bCs/>
+        </w:rPr>
+        <w:t>Problem Definition</w:t>
+      </w:r>
+    </w:p>
+    <w:p>
+      <w:pPr>
+        <w:pStyle w:val="Normal"/>
+        <w:bidi w:val="0"/>
+        <w:jc w:val="both"/>
+        <w:rPr>
+          <w:rFonts w:ascii="Malgun Gothic" w:hAnsi="Malgun Gothic"/>
+          <w:b/>
+          <w:bCs/>
+        </w:rPr>
+      </w:pPr>
+      <w:r>
+        <w:rPr>
+          <w:rFonts w:ascii="Malgun Gothic" w:hAnsi="Malgun Gothic"/>
+          <w:b/>
+          <w:bCs/>
+        </w:rPr>
+      </w:r>
+    </w:p>
+    <w:p>
+      <w:pPr>
+        <w:pStyle w:val="Normal"/>
+        <w:bidi w:val="0"/>
+        <w:jc w:val="both"/>
+        <w:rPr>
+          <w:rFonts w:ascii="Malgun Gothic" w:hAnsi="Malgun Gothic"/>
+          <w:b w:val="false"/>
+          <w:bCs w:val="false"/>
+        </w:rPr>
+      </w:pPr>
+      <w:r>
+        <w:rPr>
+          <w:rFonts w:ascii="Malgun Gothic" w:hAnsi="Malgun Gothic"/>
+          <w:b w:val="false"/>
+          <w:bCs w:val="false"/>
+        </w:rPr>
+        <w:t xml:space="preserve">The problem is based on the use of these natural resources, which are pretended to be studied using data analytics. In this context the region of the country and the mineral type are important to determinate the revenue for the next months of the present year. </w:t>
+      </w:r>
+    </w:p>
+    <w:p>
+      <w:pPr>
+        <w:pStyle w:val="Normal"/>
+        <w:bidi w:val="0"/>
+        <w:jc w:val="both"/>
+        <w:rPr>
+          <w:rFonts w:ascii="Malgun Gothic" w:hAnsi="Malgun Gothic"/>
+          <w:b/>
+          <w:bCs/>
+        </w:rPr>
+      </w:pPr>
+      <w:r>
+        <w:rPr>
+          <w:rFonts w:ascii="Malgun Gothic" w:hAnsi="Malgun Gothic"/>
+          <w:b/>
+          <w:bCs/>
+        </w:rPr>
+      </w:r>
+    </w:p>
+    <w:p>
+      <w:pPr>
+        <w:pStyle w:val="Normal"/>
+        <w:bidi w:val="0"/>
+        <w:jc w:val="both"/>
+        <w:rPr>
+          <w:b/>
+          <w:bCs/>
+        </w:rPr>
+      </w:pPr>
+      <w:r>
+        <w:rPr>
+          <w:rFonts w:ascii="Malgun Gothic" w:hAnsi="Malgun Gothic"/>
+          <w:b/>
+          <w:bCs/>
+        </w:rPr>
+        <w:t xml:space="preserve">Aim and Objectives </w:t>
+      </w:r>
+    </w:p>
+    <w:p>
+      <w:pPr>
+        <w:pStyle w:val="Normal"/>
+        <w:bidi w:val="0"/>
+        <w:jc w:val="both"/>
+        <w:rPr>
+          <w:rFonts w:ascii="Malgun Gothic" w:hAnsi="Malgun Gothic"/>
+        </w:rPr>
+      </w:pPr>
+      <w:r>
+        <w:rPr>
+          <w:b/>
+          <w:bCs/>
+        </w:rPr>
+      </w:r>
+    </w:p>
+    <w:p>
+      <w:pPr>
+        <w:pStyle w:val="Normal"/>
+        <w:bidi w:val="0"/>
+        <w:jc w:val="both"/>
+        <w:rPr>
+          <w:b w:val="false"/>
+          <w:bCs w:val="false"/>
+        </w:rPr>
+      </w:pPr>
+      <w:r>
+        <w:rPr>
+          <w:rFonts w:ascii="Malgun Gothic" w:hAnsi="Malgun Gothic"/>
+          <w:b w:val="false"/>
+          <w:bCs w:val="false"/>
+        </w:rPr>
+        <w:t>The aim is to predict the revenues for each natural resource and the correlation with the region.</w:t>
+      </w:r>
+    </w:p>
+    <w:p>
+      <w:pPr>
+        <w:pStyle w:val="Normal"/>
+        <w:numPr>
+          <w:ilvl w:val="0"/>
+          <w:numId w:val="1"/>
+        </w:numPr>
+        <w:bidi w:val="0"/>
+        <w:jc w:val="both"/>
+        <w:rPr>
+          <w:rFonts w:ascii="Malgun Gothic" w:hAnsi="Malgun Gothic"/>
+          <w:b w:val="false"/>
+          <w:bCs w:val="false"/>
+        </w:rPr>
+      </w:pPr>
+      <w:r>
+        <w:rPr>
+          <w:rFonts w:ascii="Malgun Gothic" w:hAnsi="Malgun Gothic"/>
+          <w:b w:val="false"/>
+          <w:bCs w:val="false"/>
+        </w:rPr>
+        <w:t>Classification of mineral type and their revenues by month.</w:t>
+      </w:r>
+    </w:p>
+    <w:p>
+      <w:pPr>
+        <w:pStyle w:val="Normal"/>
+        <w:numPr>
+          <w:ilvl w:val="0"/>
+          <w:numId w:val="1"/>
+        </w:numPr>
+        <w:bidi w:val="0"/>
+        <w:jc w:val="both"/>
+        <w:rPr>
+          <w:rFonts w:ascii="Malgun Gothic" w:hAnsi="Malgun Gothic"/>
+          <w:b w:val="false"/>
+          <w:bCs w:val="false"/>
+        </w:rPr>
+      </w:pPr>
+      <w:r>
+        <w:rPr>
+          <w:rFonts w:ascii="Malgun Gothic" w:hAnsi="Malgun Gothic"/>
+          <w:b w:val="false"/>
+          <w:bCs w:val="false"/>
+        </w:rPr>
+        <w:t xml:space="preserve">Show the states with the best revenue recorded based on the mineral type. </w:t>
+      </w:r>
+    </w:p>
+    <w:p>
+      <w:pPr>
+        <w:pStyle w:val="Normal"/>
+        <w:numPr>
+          <w:ilvl w:val="0"/>
+          <w:numId w:val="1"/>
+        </w:numPr>
+        <w:bidi w:val="0"/>
+        <w:jc w:val="both"/>
+        <w:rPr>
+          <w:rFonts w:ascii="Malgun Gothic" w:hAnsi="Malgun Gothic"/>
+          <w:b w:val="false"/>
+          <w:bCs w:val="false"/>
+        </w:rPr>
+      </w:pPr>
+      <w:r>
+        <w:rPr>
+          <w:rFonts w:ascii="Malgun Gothic" w:hAnsi="Malgun Gothic"/>
+          <w:b w:val="false"/>
+          <w:bCs w:val="false"/>
+        </w:rPr>
+        <w:t>Provide of information to decide whether the revenue type affect the revenue total.</w:t>
+      </w:r>
+    </w:p>
+    <w:p>
+      <w:pPr>
+        <w:pStyle w:val="Normal"/>
+        <w:numPr>
+          <w:ilvl w:val="0"/>
+          <w:numId w:val="1"/>
+        </w:numPr>
+        <w:bidi w:val="0"/>
+        <w:jc w:val="both"/>
+        <w:rPr>
+          <w:rFonts w:ascii="Malgun Gothic" w:hAnsi="Malgun Gothic"/>
+          <w:b w:val="false"/>
+          <w:bCs w:val="false"/>
+        </w:rPr>
+      </w:pPr>
+      <w:r>
+        <w:rPr>
+          <w:rFonts w:ascii="Malgun Gothic" w:hAnsi="Malgun Gothic"/>
+          <w:b w:val="false"/>
+          <w:bCs w:val="false"/>
+        </w:rPr>
+      </w:r>
+    </w:p>
+    <w:p>
+      <w:pPr>
+        <w:pStyle w:val="Normal"/>
+        <w:bidi w:val="0"/>
+        <w:jc w:val="both"/>
+        <w:rPr>
+          <w:rFonts w:ascii="Malgun Gothic" w:hAnsi="Malgun Gothic"/>
+        </w:rPr>
+      </w:pPr>
+      <w:r>
+        <w:rPr>
+          <w:b/>
+          <w:bCs/>
+          <w:lang w:val="en-GB"/>
+        </w:rPr>
+      </w:r>
+    </w:p>
+    <w:p>
+      <w:pPr>
+        <w:pStyle w:val="Normal"/>
+        <w:bidi w:val="0"/>
+        <w:jc w:val="both"/>
+        <w:rPr>
+          <w:b/>
+          <w:bCs/>
+        </w:rPr>
+      </w:pPr>
+      <w:r>
+        <w:rPr>
+          <w:rFonts w:ascii="Malgun Gothic" w:hAnsi="Malgun Gothic"/>
+          <w:b/>
+          <w:bCs/>
+        </w:rPr>
+        <w:t>Scope</w:t>
+      </w:r>
+    </w:p>
+    <w:p>
+      <w:pPr>
+        <w:pStyle w:val="Normal"/>
+        <w:bidi w:val="0"/>
+        <w:jc w:val="both"/>
+        <w:rPr>
+          <w:rFonts w:ascii="Malgun Gothic" w:hAnsi="Malgun Gothic"/>
+          <w:b w:val="false"/>
+          <w:bCs w:val="false"/>
+        </w:rPr>
+      </w:pPr>
+      <w:r>
+        <w:rPr>
+          <w:rFonts w:ascii="Malgun Gothic" w:hAnsi="Malgun Gothic"/>
+          <w:b w:val="false"/>
+          <w:bCs w:val="false"/>
+        </w:rPr>
+        <w:t xml:space="preserve">The project will include information from 2003 to 2025, showing the natural resources which are found in different locations in the USA. </w:t>
+      </w:r>
+    </w:p>
+    <w:p>
+      <w:pPr>
+        <w:pStyle w:val="Normal"/>
+        <w:bidi w:val="0"/>
+        <w:jc w:val="both"/>
+        <w:rPr>
+          <w:rFonts w:ascii="Malgun Gothic" w:hAnsi="Malgun Gothic"/>
+          <w:b w:val="false"/>
+          <w:bCs w:val="false"/>
+        </w:rPr>
+      </w:pPr>
+      <w:r>
+        <w:rPr>
+          <w:rFonts w:ascii="Malgun Gothic" w:hAnsi="Malgun Gothic"/>
+          <w:b w:val="false"/>
+          <w:bCs w:val="false"/>
+        </w:rPr>
+      </w:r>
+    </w:p>
+    <w:p>
+      <w:pPr>
+        <w:pStyle w:val="Normal"/>
+        <w:bidi w:val="0"/>
+        <w:jc w:val="both"/>
+        <w:rPr>
+          <w:rFonts w:ascii="Malgun Gothic" w:hAnsi="Malgun Gothic"/>
+          <w:b/>
+          <w:bCs/>
+        </w:rPr>
+      </w:pPr>
+      <w:r>
+        <w:rPr>
+          <w:rFonts w:ascii="Malgun Gothic" w:hAnsi="Malgun Gothic"/>
+          <w:b/>
+          <w:bCs/>
+        </w:rPr>
+        <w:t>Methodology</w:t>
+      </w:r>
+    </w:p>
+    <w:p>
+      <w:pPr>
+        <w:pStyle w:val="Normal"/>
+        <w:bidi w:val="0"/>
+        <w:jc w:val="both"/>
+        <w:rPr>
+          <w:rFonts w:ascii="Malgun Gothic" w:hAnsi="Malgun Gothic"/>
+          <w:b/>
+          <w:bCs/>
+        </w:rPr>
+      </w:pPr>
+      <w:r>
+        <w:rPr>
+          <w:rFonts w:ascii="Malgun Gothic" w:hAnsi="Malgun Gothic"/>
+          <w:b/>
+          <w:bCs/>
+        </w:rPr>
+      </w:r>
+    </w:p>
+    <w:p>
+      <w:pPr>
+        <w:pStyle w:val="Normal"/>
+        <w:bidi w:val="0"/>
+        <w:jc w:val="both"/>
+        <w:rPr>
+          <w:rFonts w:ascii="Malgun Gothic" w:hAnsi="Malgun Gothic"/>
+          <w:b/>
+          <w:bCs/>
+        </w:rPr>
+      </w:pPr>
+      <w:r>
+        <w:rPr>
+          <w:rFonts w:ascii="Malgun Gothic" w:hAnsi="Malgun Gothic"/>
+          <w:b/>
+          <w:bCs/>
+        </w:rPr>
+        <w:t>Data Sources</w:t>
+      </w:r>
+    </w:p>
+    <w:p>
+      <w:pPr>
+        <w:pStyle w:val="Normal"/>
+        <w:bidi w:val="0"/>
+        <w:jc w:val="both"/>
+        <w:rPr>
+          <w:rFonts w:ascii="Malgun Gothic" w:hAnsi="Malgun Gothic"/>
+          <w:b/>
+          <w:bCs/>
+        </w:rPr>
+      </w:pPr>
+      <w:r>
+        <w:rPr>
+          <w:rFonts w:ascii="Malgun Gothic" w:hAnsi="Malgun Gothic"/>
+          <w:b/>
+          <w:bCs/>
+        </w:rPr>
+      </w:r>
+    </w:p>
+    <w:p>
+      <w:pPr>
+        <w:pStyle w:val="Normal"/>
+        <w:bidi w:val="0"/>
+        <w:jc w:val="both"/>
+        <w:rPr>
+          <w:rFonts w:ascii="Malgun Gothic" w:hAnsi="Malgun Gothic"/>
+          <w:b/>
+          <w:bCs/>
+        </w:rPr>
+      </w:pPr>
+      <w:r>
+        <w:rPr>
+          <w:rFonts w:ascii="Malgun Gothic" w:hAnsi="Malgun Gothic"/>
+          <w:b/>
+          <w:bCs/>
+        </w:rPr>
+        <w:t>Expected Deliverables</w:t>
+      </w:r>
+    </w:p>
+    <w:p>
+      <w:pPr>
+        <w:pStyle w:val="Normal"/>
+        <w:bidi w:val="0"/>
+        <w:jc w:val="both"/>
+        <w:rPr>
+          <w:rFonts w:ascii="Malgun Gothic" w:hAnsi="Malgun Gothic"/>
+          <w:b/>
+          <w:bCs/>
+        </w:rPr>
+      </w:pPr>
+      <w:r>
+        <w:rPr>
+          <w:rFonts w:ascii="Malgun Gothic" w:hAnsi="Malgun Gothic"/>
+          <w:b/>
+          <w:bCs/>
+        </w:rPr>
+      </w:r>
+    </w:p>
+    <w:p>
+      <w:pPr>
+        <w:pStyle w:val="Normal"/>
+        <w:bidi w:val="0"/>
+        <w:jc w:val="both"/>
+        <w:rPr>
+          <w:rFonts w:ascii="Malgun Gothic" w:hAnsi="Malgun Gothic"/>
+          <w:b/>
+          <w:bCs/>
+        </w:rPr>
+      </w:pPr>
+      <w:r>
+        <w:rPr>
+          <w:rFonts w:ascii="Malgun Gothic" w:hAnsi="Malgun Gothic"/>
+          <w:b/>
+          <w:bCs/>
+        </w:rPr>
+        <w:t>Project Timeline</w:t>
+      </w:r>
+    </w:p>
+    <w:p>
+      <w:pPr>
+        <w:pStyle w:val="Normal"/>
+        <w:bidi w:val="0"/>
+        <w:jc w:val="both"/>
+        <w:rPr>
+          <w:rFonts w:ascii="Malgun Gothic" w:hAnsi="Malgun Gothic"/>
+          <w:b/>
+          <w:bCs/>
+        </w:rPr>
+      </w:pPr>
+      <w:r>
+        <w:rPr>
+          <w:rFonts w:ascii="Malgun Gothic" w:hAnsi="Malgun Gothic"/>
+          <w:b/>
+          <w:bCs/>
+        </w:rPr>
+      </w:r>
+    </w:p>
+    <w:p>
+      <w:pPr>
+        <w:pStyle w:val="Normal"/>
+        <w:bidi w:val="0"/>
+        <w:jc w:val="both"/>
+        <w:rPr>
+          <w:rFonts w:ascii="Malgun Gothic" w:hAnsi="Malgun Gothic"/>
+          <w:b/>
+          <w:bCs/>
+        </w:rPr>
+      </w:pPr>
+      <w:r>
+        <w:rPr>
+          <w:rFonts w:ascii="Malgun Gothic" w:hAnsi="Malgun Gothic"/>
+          <w:b/>
+          <w:bCs/>
+        </w:rPr>
+        <w:t>Ethical and Legal Considerations</w:t>
       </w:r>
     </w:p>
     <w:sectPr>
@@ -141,9 +635,277 @@
       <w:pgNumType w:fmt="decimal"/>
       <w:formProt w:val="false"/>
       <w:textDirection w:val="lrTb"/>
+      <w:docGrid w:type="default" w:linePitch="100" w:charSpace="0"/>
     </w:sectPr>
   </w:body>
 </w:document>
+</file>
+
+<file path=word/numbering.xml><?xml version="1.0" encoding="utf-8"?>
+<w:numbering xmlns:w="http://schemas.openxmlformats.org/wordprocessingml/2006/main" xmlns:o="urn:schemas-microsoft-com:office:office" xmlns:r="http://schemas.openxmlformats.org/officeDocument/2006/relationships" xmlns:v="urn:schemas-microsoft-com:vml" xmlns:mc="http://schemas.openxmlformats.org/markup-compatibility/2006" xmlns:w14="http://schemas.microsoft.com/office/word/2010/wordml" mc:Ignorable="w14">
+  <w:abstractNum w:abstractNumId="1">
+    <w:lvl w:ilvl="0">
+      <w:start w:val="1"/>
+      <w:numFmt w:val="bullet"/>
+      <w:lvlText w:val=""/>
+      <w:lvlJc w:val="left"/>
+      <w:pPr>
+        <w:tabs>
+          <w:tab w:val="num" w:pos="720"/>
+        </w:tabs>
+        <w:ind w:left="720" w:hanging="360"/>
+      </w:pPr>
+      <w:rPr>
+        <w:rFonts w:ascii="Symbol" w:hAnsi="Symbol" w:cs="Symbol" w:hint="default"/>
+      </w:rPr>
+    </w:lvl>
+    <w:lvl w:ilvl="1">
+      <w:start w:val="1"/>
+      <w:numFmt w:val="bullet"/>
+      <w:lvlText w:val=""/>
+      <w:lvlJc w:val="left"/>
+      <w:pPr>
+        <w:tabs>
+          <w:tab w:val="num" w:pos="1080"/>
+        </w:tabs>
+        <w:ind w:left="1080" w:hanging="360"/>
+      </w:pPr>
+      <w:rPr>
+        <w:rFonts w:ascii="Symbol" w:hAnsi="Symbol" w:cs="Symbol" w:hint="default"/>
+      </w:rPr>
+    </w:lvl>
+    <w:lvl w:ilvl="2">
+      <w:start w:val="1"/>
+      <w:numFmt w:val="bullet"/>
+      <w:lvlText w:val=""/>
+      <w:lvlJc w:val="left"/>
+      <w:pPr>
+        <w:tabs>
+          <w:tab w:val="num" w:pos="1440"/>
+        </w:tabs>
+        <w:ind w:left="1440" w:hanging="360"/>
+      </w:pPr>
+      <w:rPr>
+        <w:rFonts w:ascii="Symbol" w:hAnsi="Symbol" w:cs="Symbol" w:hint="default"/>
+      </w:rPr>
+    </w:lvl>
+    <w:lvl w:ilvl="3">
+      <w:start w:val="1"/>
+      <w:numFmt w:val="bullet"/>
+      <w:lvlText w:val=""/>
+      <w:lvlJc w:val="left"/>
+      <w:pPr>
+        <w:tabs>
+          <w:tab w:val="num" w:pos="1800"/>
+        </w:tabs>
+        <w:ind w:left="1800" w:hanging="360"/>
+      </w:pPr>
+      <w:rPr>
+        <w:rFonts w:ascii="Symbol" w:hAnsi="Symbol" w:cs="Symbol" w:hint="default"/>
+      </w:rPr>
+    </w:lvl>
+    <w:lvl w:ilvl="4">
+      <w:start w:val="1"/>
+      <w:numFmt w:val="bullet"/>
+      <w:lvlText w:val=""/>
+      <w:lvlJc w:val="left"/>
+      <w:pPr>
+        <w:tabs>
+          <w:tab w:val="num" w:pos="2160"/>
+        </w:tabs>
+        <w:ind w:left="2160" w:hanging="360"/>
+      </w:pPr>
+      <w:rPr>
+        <w:rFonts w:ascii="Symbol" w:hAnsi="Symbol" w:cs="Symbol" w:hint="default"/>
+      </w:rPr>
+    </w:lvl>
+    <w:lvl w:ilvl="5">
+      <w:start w:val="1"/>
+      <w:numFmt w:val="bullet"/>
+      <w:lvlText w:val=""/>
+      <w:lvlJc w:val="left"/>
+      <w:pPr>
+        <w:tabs>
+          <w:tab w:val="num" w:pos="2520"/>
+        </w:tabs>
+        <w:ind w:left="2520" w:hanging="360"/>
+      </w:pPr>
+      <w:rPr>
+        <w:rFonts w:ascii="Symbol" w:hAnsi="Symbol" w:cs="Symbol" w:hint="default"/>
+      </w:rPr>
+    </w:lvl>
+    <w:lvl w:ilvl="6">
+      <w:start w:val="1"/>
+      <w:numFmt w:val="bullet"/>
+      <w:lvlText w:val=""/>
+      <w:lvlJc w:val="left"/>
+      <w:pPr>
+        <w:tabs>
+          <w:tab w:val="num" w:pos="2880"/>
+        </w:tabs>
+        <w:ind w:left="2880" w:hanging="360"/>
+      </w:pPr>
+      <w:rPr>
+        <w:rFonts w:ascii="Symbol" w:hAnsi="Symbol" w:cs="Symbol" w:hint="default"/>
+      </w:rPr>
+    </w:lvl>
+    <w:lvl w:ilvl="7">
+      <w:start w:val="1"/>
+      <w:numFmt w:val="bullet"/>
+      <w:lvlText w:val=""/>
+      <w:lvlJc w:val="left"/>
+      <w:pPr>
+        <w:tabs>
+          <w:tab w:val="num" w:pos="3240"/>
+        </w:tabs>
+        <w:ind w:left="3240" w:hanging="360"/>
+      </w:pPr>
+      <w:rPr>
+        <w:rFonts w:ascii="Symbol" w:hAnsi="Symbol" w:cs="Symbol" w:hint="default"/>
+      </w:rPr>
+    </w:lvl>
+    <w:lvl w:ilvl="8">
+      <w:start w:val="1"/>
+      <w:numFmt w:val="bullet"/>
+      <w:lvlText w:val=""/>
+      <w:lvlJc w:val="left"/>
+      <w:pPr>
+        <w:tabs>
+          <w:tab w:val="num" w:pos="3600"/>
+        </w:tabs>
+        <w:ind w:left="3600" w:hanging="360"/>
+      </w:pPr>
+      <w:rPr>
+        <w:rFonts w:ascii="Symbol" w:hAnsi="Symbol" w:cs="Symbol" w:hint="default"/>
+      </w:rPr>
+    </w:lvl>
+  </w:abstractNum>
+  <w:abstractNum w:abstractNumId="2">
+    <w:lvl w:ilvl="0">
+      <w:start w:val="1"/>
+      <w:numFmt w:val="none"/>
+      <w:suff w:val="nothing"/>
+      <w:lvlText w:val=""/>
+      <w:lvlJc w:val="left"/>
+      <w:pPr>
+        <w:tabs>
+          <w:tab w:val="num" w:pos="0"/>
+        </w:tabs>
+        <w:ind w:left="0" w:hanging="0"/>
+      </w:pPr>
+    </w:lvl>
+    <w:lvl w:ilvl="1">
+      <w:start w:val="1"/>
+      <w:numFmt w:val="none"/>
+      <w:suff w:val="nothing"/>
+      <w:lvlText w:val=""/>
+      <w:lvlJc w:val="left"/>
+      <w:pPr>
+        <w:tabs>
+          <w:tab w:val="num" w:pos="0"/>
+        </w:tabs>
+        <w:ind w:left="0" w:hanging="0"/>
+      </w:pPr>
+    </w:lvl>
+    <w:lvl w:ilvl="2">
+      <w:start w:val="1"/>
+      <w:numFmt w:val="none"/>
+      <w:suff w:val="nothing"/>
+      <w:lvlText w:val=""/>
+      <w:lvlJc w:val="left"/>
+      <w:pPr>
+        <w:tabs>
+          <w:tab w:val="num" w:pos="0"/>
+        </w:tabs>
+        <w:ind w:left="0" w:hanging="0"/>
+      </w:pPr>
+    </w:lvl>
+    <w:lvl w:ilvl="3">
+      <w:start w:val="1"/>
+      <w:numFmt w:val="none"/>
+      <w:suff w:val="nothing"/>
+      <w:lvlText w:val=""/>
+      <w:lvlJc w:val="left"/>
+      <w:pPr>
+        <w:tabs>
+          <w:tab w:val="num" w:pos="0"/>
+        </w:tabs>
+        <w:ind w:left="0" w:hanging="0"/>
+      </w:pPr>
+    </w:lvl>
+    <w:lvl w:ilvl="4">
+      <w:start w:val="1"/>
+      <w:numFmt w:val="none"/>
+      <w:suff w:val="nothing"/>
+      <w:lvlText w:val=""/>
+      <w:lvlJc w:val="left"/>
+      <w:pPr>
+        <w:tabs>
+          <w:tab w:val="num" w:pos="0"/>
+        </w:tabs>
+        <w:ind w:left="0" w:hanging="0"/>
+      </w:pPr>
+    </w:lvl>
+    <w:lvl w:ilvl="5">
+      <w:start w:val="1"/>
+      <w:numFmt w:val="none"/>
+      <w:suff w:val="nothing"/>
+      <w:lvlText w:val=""/>
+      <w:lvlJc w:val="left"/>
+      <w:pPr>
+        <w:tabs>
+          <w:tab w:val="num" w:pos="0"/>
+        </w:tabs>
+        <w:ind w:left="0" w:hanging="0"/>
+      </w:pPr>
+    </w:lvl>
+    <w:lvl w:ilvl="6">
+      <w:start w:val="1"/>
+      <w:numFmt w:val="none"/>
+      <w:suff w:val="nothing"/>
+      <w:lvlText w:val=""/>
+      <w:lvlJc w:val="left"/>
+      <w:pPr>
+        <w:tabs>
+          <w:tab w:val="num" w:pos="0"/>
+        </w:tabs>
+        <w:ind w:left="0" w:hanging="0"/>
+      </w:pPr>
+    </w:lvl>
+    <w:lvl w:ilvl="7">
+      <w:start w:val="1"/>
+      <w:numFmt w:val="none"/>
+      <w:suff w:val="nothing"/>
+      <w:lvlText w:val=""/>
+      <w:lvlJc w:val="left"/>
+      <w:pPr>
+        <w:tabs>
+          <w:tab w:val="num" w:pos="0"/>
+        </w:tabs>
+        <w:ind w:left="0" w:hanging="0"/>
+      </w:pPr>
+    </w:lvl>
+    <w:lvl w:ilvl="8">
+      <w:start w:val="1"/>
+      <w:numFmt w:val="none"/>
+      <w:suff w:val="nothing"/>
+      <w:lvlText w:val=""/>
+      <w:lvlJc w:val="left"/>
+      <w:pPr>
+        <w:tabs>
+          <w:tab w:val="num" w:pos="0"/>
+        </w:tabs>
+        <w:ind w:left="0" w:hanging="0"/>
+      </w:pPr>
+    </w:lvl>
+  </w:abstractNum>
+  <w:num w:numId="1">
+    <w:abstractNumId w:val="1"/>
+  </w:num>
+  <w:num w:numId="2">
+    <w:abstractNumId w:val="2"/>
+  </w:num>
+</w:numbering>
 </file>
 
 <file path=word/styles.xml><?xml version="1.0" encoding="utf-8"?>
@@ -160,7 +922,6 @@
     </w:rPrDefault>
     <w:pPrDefault>
       <w:pPr>
-        <w:widowControl/>
         <w:suppressAutoHyphens w:val="true"/>
       </w:pPr>
     </w:pPrDefault>
@@ -170,7 +931,10 @@
     <w:qFormat/>
     <w:pPr>
       <w:widowControl/>
+      <w:suppressAutoHyphens w:val="true"/>
       <w:bidi w:val="0"/>
+      <w:spacing w:before="0" w:after="0"/>
+      <w:jc w:val="left"/>
     </w:pPr>
     <w:rPr>
       <w:rFonts w:ascii="Liberation Serif" w:hAnsi="Liberation Serif" w:eastAsia="NSimSun" w:cs="Lucida Sans"/>
@@ -179,6 +943,13 @@
       <w:sz w:val="24"/>
       <w:szCs w:val="24"/>
       <w:lang w:val="en-US" w:eastAsia="zh-CN" w:bidi="hi-IN"/>
+    </w:rPr>
+  </w:style>
+  <w:style w:type="character" w:styleId="Bullets">
+    <w:name w:val="Bullets"/>
+    <w:qFormat/>
+    <w:rPr>
+      <w:rFonts w:ascii="OpenSymbol" w:hAnsi="OpenSymbol" w:eastAsia="OpenSymbol" w:cs="OpenSymbol"/>
     </w:rPr>
   </w:style>
   <w:style w:type="paragraph" w:styleId="Heading">

--- a/CA1-Elienai.docx
+++ b/CA1-Elienai.docx
@@ -132,7 +132,7 @@
           <w:b w:val="false"/>
           <w:bCs w:val="false"/>
         </w:rPr>
-        <w:t xml:space="preserve">as well revenue type. This dataset is conformed for more than forty thousand rows and ten columns. </w:t>
+        <w:t xml:space="preserve">as well revenue type. </w:t>
       </w:r>
     </w:p>
     <w:p>
@@ -430,7 +430,7 @@
           <w:b w:val="false"/>
           <w:bCs w:val="false"/>
         </w:rPr>
-        <w:t xml:space="preserve">The project will include information from 2003 to 2025, showing the natural resources which are found in different locations in the USA. </w:t>
+        <w:t xml:space="preserve">The project will include information from 2003 to 2025, showing the natural resources which are found in different locations in the USA. This study will show the revenues in the use of land and the different minerals. </w:t>
       </w:r>
     </w:p>
     <w:p>

--- a/CA1-Elienai.docx
+++ b/CA1-Elienai.docx
@@ -509,6 +509,26 @@
           <w:bCs/>
         </w:rPr>
         <w:t>Data Sources</w:t>
+      </w:r>
+    </w:p>
+    <w:p>
+      <w:pPr>
+        <w:pStyle w:val="Normal"/>
+        <w:bidi w:val="0"/>
+        <w:jc w:val="both"/>
+        <w:rPr>
+          <w:rFonts w:ascii="Malgun Gothic" w:hAnsi="Malgun Gothic"/>
+          <w:b w:val="false"/>
+          <w:bCs w:val="false"/>
+        </w:rPr>
+      </w:pPr>
+      <w:r>
+        <w:rPr>
+          <w:rFonts w:ascii="Malgun Gothic" w:hAnsi="Malgun Gothic"/>
+          <w:b w:val="false"/>
+          <w:bCs w:val="false"/>
+        </w:rPr>
+        <w:t>This dataset</w:t>
       </w:r>
     </w:p>
     <w:p>

--- a/CA1-Elienai.docx
+++ b/CA1-Elienai.docx
@@ -23,7 +23,7 @@
           <w:sz w:val="28"/>
           <w:szCs w:val="28"/>
         </w:rPr>
-        <w:t>Natural resources revenues</w:t>
+        <w:t>Nutritional meals in the market</w:t>
       </w:r>
     </w:p>
     <w:p>
@@ -116,38 +116,34 @@
           <w:b w:val="false"/>
           <w:bCs w:val="false"/>
         </w:rPr>
-        <w:t xml:space="preserve">This project is focus on the research and business analysis for the natural resources in the United States of America and obtained revenues every month. The revenues will be evaluated by state and mineral type, </w:t>
-      </w:r>
-      <w:r>
-        <w:rPr>
-          <w:rFonts w:ascii="Malgun Gothic" w:hAnsi="Malgun Gothic"/>
-          <w:b w:val="false"/>
-          <w:bCs w:val="false"/>
-        </w:rPr>
-        <w:t xml:space="preserve">and </w:t>
-      </w:r>
-      <w:r>
-        <w:rPr>
-          <w:rFonts w:ascii="Malgun Gothic" w:hAnsi="Malgun Gothic"/>
-          <w:b w:val="false"/>
-          <w:bCs w:val="false"/>
-        </w:rPr>
-        <w:t xml:space="preserve">as well revenue type. </w:t>
-      </w:r>
-    </w:p>
-    <w:p>
-      <w:pPr>
-        <w:pStyle w:val="Normal"/>
-        <w:bidi w:val="0"/>
-        <w:jc w:val="both"/>
-        <w:rPr>
-          <w:rFonts w:ascii="Malgun Gothic" w:hAnsi="Malgun Gothic"/>
-          <w:b w:val="false"/>
-          <w:bCs w:val="false"/>
-        </w:rPr>
-      </w:pPr>
-      <w:r>
-        <w:rPr/>
+        <w:t>T</w:t>
+      </w:r>
+      <w:r>
+        <w:rPr>
+          <w:rFonts w:ascii="Malgun Gothic" w:hAnsi="Malgun Gothic"/>
+          <w:b w:val="false"/>
+          <w:bCs w:val="false"/>
+        </w:rPr>
+        <w:t xml:space="preserve">his project is focused on the research and market analysis for available purchases of food and/or meals which are known as healthy and labeled as high protein, low-fat, low-sugar, gluten-free, and so on. This new labeling has enriched the way of thinking and eating a meal in the daily life. Although these meals might not be popular in some places, these characteristics have attracted more people recently, this is due to the marketing, athletes endorsements and healthy life style promotion. However, convincing labeling in shops can be very persuasive and compelling evidence to increase sales of these products. </w:t>
+      </w:r>
+    </w:p>
+    <w:p>
+      <w:pPr>
+        <w:pStyle w:val="Normal"/>
+        <w:bidi w:val="0"/>
+        <w:jc w:val="both"/>
+        <w:rPr>
+          <w:rFonts w:ascii="Malgun Gothic" w:hAnsi="Malgun Gothic"/>
+          <w:b w:val="false"/>
+          <w:bCs w:val="false"/>
+        </w:rPr>
+      </w:pPr>
+      <w:r>
+        <w:rPr>
+          <w:rFonts w:ascii="Malgun Gothic" w:hAnsi="Malgun Gothic"/>
+          <w:b w:val="false"/>
+          <w:bCs w:val="false"/>
+        </w:rPr>
       </w:r>
     </w:p>
     <w:p>
@@ -206,7 +202,7 @@
           <w:b w:val="false"/>
           <w:bCs w:val="false"/>
         </w:rPr>
-        <w:t xml:space="preserve">The problem is based on the use of these natural resources, which are pretended to be studied using data analytics. In this context the region of the country and the mineral type are important to determinate the revenue for the next months of the present year. </w:t>
+        <w:t xml:space="preserve">The problem is based on the use of these natural resources, which are pretended to be studied using data analytics. In this context the region of the country and the mineral type are important to determinate the revenue for the next months of the present year. Identify material types and their region is needed to decide whether the month of the year affects the revenues. </w:t>
       </w:r>
     </w:p>
     <w:p>
@@ -258,8 +254,7 @@
       </w:pPr>
       <w:r>
         <w:rPr>
-          <w:b/>
-          <w:bCs/>
+          <w:rFonts w:ascii="Malgun Gothic" w:hAnsi="Malgun Gothic"/>
         </w:rPr>
       </w:r>
     </w:p>
@@ -388,9 +383,7 @@
       </w:pPr>
       <w:r>
         <w:rPr>
-          <w:b/>
-          <w:bCs/>
-          <w:lang w:val="en-GB"/>
+          <w:rFonts w:ascii="Malgun Gothic" w:hAnsi="Malgun Gothic"/>
         </w:rPr>
       </w:r>
     </w:p>

--- a/CA1-Elienai.docx
+++ b/CA1-Elienai.docx
@@ -124,7 +124,7 @@
           <w:b w:val="false"/>
           <w:bCs w:val="false"/>
         </w:rPr>
-        <w:t xml:space="preserve">his project is focused on the research and market analysis for available purchases of food and/or meals which are known as healthy and labeled as high protein, low-fat, low-sugar, gluten-free, and so on. This new labeling has enriched the way of thinking and eating a meal in the daily life. Although these meals might not be popular in some places, these characteristics have attracted more people recently, this is due to the marketing, athletes endorsements and healthy life style promotion. However, convincing labeling in shops can be very persuasive and compelling evidence to increase sales of these products. </w:t>
+        <w:t xml:space="preserve">his project is focused on the research and market analysis for available purchases of food and/or meals which are known as healthy and labeled as high protein, low-fat, low-sugar, gluten-free, and so on. This new labeling has enriched the way of thinking and eating a meal in the daily life. Although these meals might not be popular in some places, these characteristics have attracted more people recently, this is due to the marketing, athletes endorsements and healthy life style promotion. In addition, convincing labeling in shops can be very persuasive and compelling evidence to increase sales of these products. This research will show information about how costumers can be persuaded and tempted to buy these meals. Ultimately, consumers of these products might believe that their health and investment is truly worthy. </w:t>
       </w:r>
     </w:p>
     <w:p>
@@ -202,7 +202,15 @@
           <w:b w:val="false"/>
           <w:bCs w:val="false"/>
         </w:rPr>
-        <w:t xml:space="preserve">The problem is based on the use of these natural resources, which are pretended to be studied using data analytics. In this context the region of the country and the mineral type are important to determinate the revenue for the next months of the present year. Identify material types and their region is needed to decide whether the month of the year affects the revenues. </w:t>
+        <w:t xml:space="preserve">The problem is based on </w:t>
+      </w:r>
+      <w:r>
+        <w:rPr>
+          <w:rFonts w:ascii="Malgun Gothic" w:hAnsi="Malgun Gothic"/>
+          <w:b w:val="false"/>
+          <w:bCs w:val="false"/>
+        </w:rPr>
+        <w:t xml:space="preserve">many healthy products which are labeled in such a way that have created authenticity and as a consequence an increase in sales. However, the rise must consider the way of how the community can decide which product to pick. These decisions can be determined by many factors, including perceptions and triggering advertisements. In this context a thorough analysis will be conducted using different sources in business data analytics. </w:t>
       </w:r>
     </w:p>
     <w:p>
@@ -274,79 +282,24 @@
           <w:b w:val="false"/>
           <w:bCs w:val="false"/>
         </w:rPr>
-        <w:t>The aim is to predict the revenues for each natural resource and the correlation with the region.</w:t>
-      </w:r>
-    </w:p>
-    <w:p>
-      <w:pPr>
-        <w:pStyle w:val="Normal"/>
-        <w:numPr>
-          <w:ilvl w:val="0"/>
-          <w:numId w:val="1"/>
-        </w:numPr>
-        <w:bidi w:val="0"/>
-        <w:jc w:val="both"/>
-        <w:rPr>
-          <w:rFonts w:ascii="Malgun Gothic" w:hAnsi="Malgun Gothic"/>
-          <w:b w:val="false"/>
-          <w:bCs w:val="false"/>
-        </w:rPr>
-      </w:pPr>
-      <w:r>
-        <w:rPr>
-          <w:rFonts w:ascii="Malgun Gothic" w:hAnsi="Malgun Gothic"/>
-          <w:b w:val="false"/>
-          <w:bCs w:val="false"/>
-        </w:rPr>
-        <w:t>Classification of mineral type and their revenues by month.</w:t>
-      </w:r>
-    </w:p>
-    <w:p>
-      <w:pPr>
-        <w:pStyle w:val="Normal"/>
-        <w:numPr>
-          <w:ilvl w:val="0"/>
-          <w:numId w:val="1"/>
-        </w:numPr>
-        <w:bidi w:val="0"/>
-        <w:jc w:val="both"/>
-        <w:rPr>
-          <w:rFonts w:ascii="Malgun Gothic" w:hAnsi="Malgun Gothic"/>
-          <w:b w:val="false"/>
-          <w:bCs w:val="false"/>
-        </w:rPr>
-      </w:pPr>
-      <w:r>
-        <w:rPr>
-          <w:rFonts w:ascii="Malgun Gothic" w:hAnsi="Malgun Gothic"/>
-          <w:b w:val="false"/>
-          <w:bCs w:val="false"/>
-        </w:rPr>
-        <w:t xml:space="preserve">Show the states with the best revenue recorded based on the mineral type. </w:t>
-      </w:r>
-    </w:p>
-    <w:p>
-      <w:pPr>
-        <w:pStyle w:val="Normal"/>
-        <w:numPr>
-          <w:ilvl w:val="0"/>
-          <w:numId w:val="1"/>
-        </w:numPr>
-        <w:bidi w:val="0"/>
-        <w:jc w:val="both"/>
-        <w:rPr>
-          <w:rFonts w:ascii="Malgun Gothic" w:hAnsi="Malgun Gothic"/>
-          <w:b w:val="false"/>
-          <w:bCs w:val="false"/>
-        </w:rPr>
-      </w:pPr>
-      <w:r>
-        <w:rPr>
-          <w:rFonts w:ascii="Malgun Gothic" w:hAnsi="Malgun Gothic"/>
-          <w:b w:val="false"/>
-          <w:bCs w:val="false"/>
-        </w:rPr>
-        <w:t>Provide of information to decide whether the revenue type affect the revenue total.</w:t>
+        <w:t xml:space="preserve">The aim is to </w:t>
+      </w:r>
+      <w:r>
+        <w:rPr>
+          <w:rFonts w:ascii="Malgun Gothic" w:hAnsi="Malgun Gothic"/>
+          <w:b w:val="false"/>
+          <w:bCs w:val="false"/>
+          <w:lang w:val="en-GB"/>
+        </w:rPr>
+        <w:t>analyse</w:t>
+      </w:r>
+      <w:r>
+        <w:rPr>
+          <w:rFonts w:ascii="Malgun Gothic" w:hAnsi="Malgun Gothic"/>
+          <w:b w:val="false"/>
+          <w:bCs w:val="false"/>
+        </w:rPr>
+        <w:t xml:space="preserve"> and predict sales in healthy food and their labelling in </w:t>
       </w:r>
     </w:p>
     <w:p>

--- a/CA1-Elienai.docx
+++ b/CA1-Elienai.docx
@@ -8,20 +8,17 @@
         <w:bidi w:val="0"/>
         <w:jc w:val="center"/>
         <w:rPr>
+          <w:lang w:val="en-GB" w:eastAsia="zh-CN" w:bidi="hi-IN"/>
+        </w:rPr>
+      </w:pPr>
+      <w:r>
+        <w:rPr>
           <w:rFonts w:ascii="Malgun Gothic" w:hAnsi="Malgun Gothic"/>
           <w:b/>
           <w:bCs/>
           <w:sz w:val="28"/>
           <w:szCs w:val="28"/>
-        </w:rPr>
-      </w:pPr>
-      <w:r>
-        <w:rPr>
-          <w:rFonts w:ascii="Malgun Gothic" w:hAnsi="Malgun Gothic"/>
-          <w:b/>
-          <w:bCs/>
-          <w:sz w:val="28"/>
-          <w:szCs w:val="28"/>
+          <w:lang w:val="en-GB" w:eastAsia="zh-CN" w:bidi="hi-IN"/>
         </w:rPr>
         <w:t>Nutritional meals in the market</w:t>
       </w:r>
@@ -33,49 +30,52 @@
         <w:jc w:val="center"/>
         <w:rPr>
           <w:rFonts w:ascii="Malgun Gothic" w:hAnsi="Malgun Gothic"/>
-        </w:rPr>
-      </w:pPr>
-      <w:r>
-        <w:rPr>
-          <w:rFonts w:ascii="Malgun Gothic" w:hAnsi="Malgun Gothic"/>
-        </w:rPr>
-      </w:r>
-    </w:p>
-    <w:p>
-      <w:pPr>
-        <w:pStyle w:val="Normal"/>
-        <w:bidi w:val="0"/>
-        <w:jc w:val="both"/>
-        <w:rPr>
-          <w:rFonts w:ascii="Malgun Gothic" w:hAnsi="Malgun Gothic"/>
-          <w:b/>
-          <w:bCs/>
-        </w:rPr>
-      </w:pPr>
-      <w:r>
-        <w:rPr>
-          <w:rFonts w:ascii="Malgun Gothic" w:hAnsi="Malgun Gothic"/>
-          <w:b/>
-          <w:bCs/>
-        </w:rPr>
-      </w:r>
-    </w:p>
-    <w:p>
-      <w:pPr>
-        <w:pStyle w:val="Normal"/>
-        <w:bidi w:val="0"/>
-        <w:jc w:val="both"/>
-        <w:rPr>
-          <w:rFonts w:ascii="Malgun Gothic" w:hAnsi="Malgun Gothic"/>
-          <w:b/>
-          <w:bCs/>
-        </w:rPr>
-      </w:pPr>
-      <w:r>
-        <w:rPr>
-          <w:rFonts w:ascii="Malgun Gothic" w:hAnsi="Malgun Gothic"/>
-          <w:b/>
-          <w:bCs/>
+          <w:lang w:val="en-GB" w:eastAsia="zh-CN" w:bidi="hi-IN"/>
+        </w:rPr>
+      </w:pPr>
+      <w:r>
+        <w:rPr>
+          <w:rFonts w:ascii="Malgun Gothic" w:hAnsi="Malgun Gothic"/>
+          <w:lang w:val="en-GB" w:eastAsia="zh-CN" w:bidi="hi-IN"/>
+        </w:rPr>
+      </w:r>
+    </w:p>
+    <w:p>
+      <w:pPr>
+        <w:pStyle w:val="Normal"/>
+        <w:bidi w:val="0"/>
+        <w:jc w:val="both"/>
+        <w:rPr>
+          <w:rFonts w:ascii="Malgun Gothic" w:hAnsi="Malgun Gothic"/>
+          <w:b/>
+          <w:bCs/>
+          <w:lang w:val="en-GB" w:eastAsia="zh-CN" w:bidi="hi-IN"/>
+        </w:rPr>
+      </w:pPr>
+      <w:r>
+        <w:rPr>
+          <w:rFonts w:ascii="Malgun Gothic" w:hAnsi="Malgun Gothic"/>
+          <w:b/>
+          <w:bCs/>
+          <w:lang w:val="en-GB" w:eastAsia="zh-CN" w:bidi="hi-IN"/>
+        </w:rPr>
+      </w:r>
+    </w:p>
+    <w:p>
+      <w:pPr>
+        <w:pStyle w:val="Normal"/>
+        <w:bidi w:val="0"/>
+        <w:jc w:val="both"/>
+        <w:rPr>
+          <w:lang w:val="en-GB" w:eastAsia="zh-CN" w:bidi="hi-IN"/>
+        </w:rPr>
+      </w:pPr>
+      <w:r>
+        <w:rPr>
+          <w:rFonts w:ascii="Malgun Gothic" w:hAnsi="Malgun Gothic"/>
+          <w:b/>
+          <w:bCs/>
+          <w:lang w:val="en-GB" w:eastAsia="zh-CN" w:bidi="hi-IN"/>
         </w:rPr>
         <w:t>Introduction</w:t>
       </w:r>
@@ -89,32 +89,33 @@
           <w:rFonts w:ascii="Malgun Gothic" w:hAnsi="Malgun Gothic"/>
           <w:b/>
           <w:bCs/>
-        </w:rPr>
-      </w:pPr>
-      <w:r>
-        <w:rPr>
-          <w:rFonts w:ascii="Malgun Gothic" w:hAnsi="Malgun Gothic"/>
-          <w:b/>
-          <w:bCs/>
-        </w:rPr>
-      </w:r>
-    </w:p>
-    <w:p>
-      <w:pPr>
-        <w:pStyle w:val="Normal"/>
-        <w:bidi w:val="0"/>
-        <w:jc w:val="both"/>
-        <w:rPr>
-          <w:rFonts w:ascii="Malgun Gothic" w:hAnsi="Malgun Gothic"/>
-          <w:b w:val="false"/>
-          <w:bCs w:val="false"/>
-        </w:rPr>
-      </w:pPr>
-      <w:r>
-        <w:rPr>
-          <w:rFonts w:ascii="Malgun Gothic" w:hAnsi="Malgun Gothic"/>
-          <w:b w:val="false"/>
-          <w:bCs w:val="false"/>
+          <w:lang w:val="en-GB" w:eastAsia="zh-CN" w:bidi="hi-IN"/>
+        </w:rPr>
+      </w:pPr>
+      <w:r>
+        <w:rPr>
+          <w:rFonts w:ascii="Malgun Gothic" w:hAnsi="Malgun Gothic"/>
+          <w:b/>
+          <w:bCs/>
+          <w:lang w:val="en-GB" w:eastAsia="zh-CN" w:bidi="hi-IN"/>
+        </w:rPr>
+      </w:r>
+    </w:p>
+    <w:p>
+      <w:pPr>
+        <w:pStyle w:val="Normal"/>
+        <w:bidi w:val="0"/>
+        <w:jc w:val="both"/>
+        <w:rPr>
+          <w:lang w:val="en-GB" w:eastAsia="zh-CN" w:bidi="hi-IN"/>
+        </w:rPr>
+      </w:pPr>
+      <w:r>
+        <w:rPr>
+          <w:rFonts w:ascii="Malgun Gothic" w:hAnsi="Malgun Gothic"/>
+          <w:b w:val="false"/>
+          <w:bCs w:val="false"/>
+          <w:lang w:val="en-GB" w:eastAsia="zh-CN" w:bidi="hi-IN"/>
         </w:rPr>
         <w:t>T</w:t>
       </w:r>
@@ -123,6 +124,7 @@
           <w:rFonts w:ascii="Malgun Gothic" w:hAnsi="Malgun Gothic"/>
           <w:b w:val="false"/>
           <w:bCs w:val="false"/>
+          <w:lang w:val="en-GB" w:eastAsia="zh-CN" w:bidi="hi-IN"/>
         </w:rPr>
         <w:t xml:space="preserve">his project is focused on the research and market analysis for available purchases of food and/or meals which are known as healthy and labeled as high protein, low-fat, low-sugar, gluten-free, and so on. This new labeling has enriched the way of thinking and eating a meal in the daily life. Although these meals might not be popular in some places, these characteristics have attracted more people recently, this is due to the marketing, athletes endorsements and healthy life style promotion. In addition, convincing labeling in shops can be very persuasive and compelling evidence to increase sales of these products. This research will show information about how costumers can be persuaded and tempted to buy these meals. Ultimately, consumers of these products might believe that their health and investment is truly worthy. </w:t>
       </w:r>
@@ -136,32 +138,33 @@
           <w:rFonts w:ascii="Malgun Gothic" w:hAnsi="Malgun Gothic"/>
           <w:b w:val="false"/>
           <w:bCs w:val="false"/>
-        </w:rPr>
-      </w:pPr>
-      <w:r>
-        <w:rPr>
-          <w:rFonts w:ascii="Malgun Gothic" w:hAnsi="Malgun Gothic"/>
-          <w:b w:val="false"/>
-          <w:bCs w:val="false"/>
-        </w:rPr>
-      </w:r>
-    </w:p>
-    <w:p>
-      <w:pPr>
-        <w:pStyle w:val="Normal"/>
-        <w:bidi w:val="0"/>
-        <w:jc w:val="both"/>
-        <w:rPr>
-          <w:rFonts w:ascii="Malgun Gothic" w:hAnsi="Malgun Gothic"/>
-          <w:b/>
-          <w:bCs/>
-        </w:rPr>
-      </w:pPr>
-      <w:r>
-        <w:rPr>
-          <w:rFonts w:ascii="Malgun Gothic" w:hAnsi="Malgun Gothic"/>
-          <w:b/>
-          <w:bCs/>
+          <w:lang w:val="en-GB" w:eastAsia="zh-CN" w:bidi="hi-IN"/>
+        </w:rPr>
+      </w:pPr>
+      <w:r>
+        <w:rPr>
+          <w:rFonts w:ascii="Malgun Gothic" w:hAnsi="Malgun Gothic"/>
+          <w:b w:val="false"/>
+          <w:bCs w:val="false"/>
+          <w:lang w:val="en-GB" w:eastAsia="zh-CN" w:bidi="hi-IN"/>
+        </w:rPr>
+      </w:r>
+    </w:p>
+    <w:p>
+      <w:pPr>
+        <w:pStyle w:val="Normal"/>
+        <w:bidi w:val="0"/>
+        <w:jc w:val="both"/>
+        <w:rPr>
+          <w:lang w:val="en-GB" w:eastAsia="zh-CN" w:bidi="hi-IN"/>
+        </w:rPr>
+      </w:pPr>
+      <w:r>
+        <w:rPr>
+          <w:rFonts w:ascii="Malgun Gothic" w:hAnsi="Malgun Gothic"/>
+          <w:b/>
+          <w:bCs/>
+          <w:lang w:val="en-GB" w:eastAsia="zh-CN" w:bidi="hi-IN"/>
         </w:rPr>
         <w:t>Problem Definition</w:t>
       </w:r>
@@ -175,32 +178,33 @@
           <w:rFonts w:ascii="Malgun Gothic" w:hAnsi="Malgun Gothic"/>
           <w:b/>
           <w:bCs/>
-        </w:rPr>
-      </w:pPr>
-      <w:r>
-        <w:rPr>
-          <w:rFonts w:ascii="Malgun Gothic" w:hAnsi="Malgun Gothic"/>
-          <w:b/>
-          <w:bCs/>
-        </w:rPr>
-      </w:r>
-    </w:p>
-    <w:p>
-      <w:pPr>
-        <w:pStyle w:val="Normal"/>
-        <w:bidi w:val="0"/>
-        <w:jc w:val="both"/>
-        <w:rPr>
-          <w:rFonts w:ascii="Malgun Gothic" w:hAnsi="Malgun Gothic"/>
-          <w:b w:val="false"/>
-          <w:bCs w:val="false"/>
-        </w:rPr>
-      </w:pPr>
-      <w:r>
-        <w:rPr>
-          <w:rFonts w:ascii="Malgun Gothic" w:hAnsi="Malgun Gothic"/>
-          <w:b w:val="false"/>
-          <w:bCs w:val="false"/>
+          <w:lang w:val="en-GB" w:eastAsia="zh-CN" w:bidi="hi-IN"/>
+        </w:rPr>
+      </w:pPr>
+      <w:r>
+        <w:rPr>
+          <w:rFonts w:ascii="Malgun Gothic" w:hAnsi="Malgun Gothic"/>
+          <w:b/>
+          <w:bCs/>
+          <w:lang w:val="en-GB" w:eastAsia="zh-CN" w:bidi="hi-IN"/>
+        </w:rPr>
+      </w:r>
+    </w:p>
+    <w:p>
+      <w:pPr>
+        <w:pStyle w:val="Normal"/>
+        <w:bidi w:val="0"/>
+        <w:jc w:val="both"/>
+        <w:rPr>
+          <w:lang w:val="en-GB" w:eastAsia="zh-CN" w:bidi="hi-IN"/>
+        </w:rPr>
+      </w:pPr>
+      <w:r>
+        <w:rPr>
+          <w:rFonts w:ascii="Malgun Gothic" w:hAnsi="Malgun Gothic"/>
+          <w:b w:val="false"/>
+          <w:bCs w:val="false"/>
+          <w:lang w:val="en-GB" w:eastAsia="zh-CN" w:bidi="hi-IN"/>
         </w:rPr>
         <w:t xml:space="preserve">The problem is based on </w:t>
       </w:r>
@@ -209,44 +213,47 @@
           <w:rFonts w:ascii="Malgun Gothic" w:hAnsi="Malgun Gothic"/>
           <w:b w:val="false"/>
           <w:bCs w:val="false"/>
-        </w:rPr>
-        <w:t xml:space="preserve">many healthy products which are labeled in such a way that have created authenticity and as a consequence an increase in sales. However, the rise must consider the way of how the community can decide which product to pick. These decisions can be determined by many factors, including perceptions and triggering advertisements. In this context a thorough analysis will be conducted using different sources in business data analytics. </w:t>
-      </w:r>
-    </w:p>
-    <w:p>
-      <w:pPr>
-        <w:pStyle w:val="Normal"/>
-        <w:bidi w:val="0"/>
-        <w:jc w:val="both"/>
-        <w:rPr>
-          <w:rFonts w:ascii="Malgun Gothic" w:hAnsi="Malgun Gothic"/>
-          <w:b/>
-          <w:bCs/>
-        </w:rPr>
-      </w:pPr>
-      <w:r>
-        <w:rPr>
-          <w:rFonts w:ascii="Malgun Gothic" w:hAnsi="Malgun Gothic"/>
-          <w:b/>
-          <w:bCs/>
-        </w:rPr>
-      </w:r>
-    </w:p>
-    <w:p>
-      <w:pPr>
-        <w:pStyle w:val="Normal"/>
-        <w:bidi w:val="0"/>
-        <w:jc w:val="both"/>
-        <w:rPr>
-          <w:b/>
-          <w:bCs/>
-        </w:rPr>
-      </w:pPr>
-      <w:r>
-        <w:rPr>
-          <w:rFonts w:ascii="Malgun Gothic" w:hAnsi="Malgun Gothic"/>
-          <w:b/>
-          <w:bCs/>
+          <w:lang w:val="en-GB" w:eastAsia="zh-CN" w:bidi="hi-IN"/>
+        </w:rPr>
+        <w:t xml:space="preserve">many healthy products which are labelled in such a way that have created authenticity and as a consequence an increase in sales. However, the rise must consider the way of how the community can decide which product to pick. These decisions can be determined by many factors, including perceptions and triggering advertisements. In this context a thorough analysis will be conducted using different sources in business data analytics. </w:t>
+      </w:r>
+    </w:p>
+    <w:p>
+      <w:pPr>
+        <w:pStyle w:val="Normal"/>
+        <w:bidi w:val="0"/>
+        <w:jc w:val="both"/>
+        <w:rPr>
+          <w:rFonts w:ascii="Malgun Gothic" w:hAnsi="Malgun Gothic"/>
+          <w:b/>
+          <w:bCs/>
+          <w:lang w:val="en-GB" w:eastAsia="zh-CN" w:bidi="hi-IN"/>
+        </w:rPr>
+      </w:pPr>
+      <w:r>
+        <w:rPr>
+          <w:rFonts w:ascii="Malgun Gothic" w:hAnsi="Malgun Gothic"/>
+          <w:b/>
+          <w:bCs/>
+          <w:lang w:val="en-GB" w:eastAsia="zh-CN" w:bidi="hi-IN"/>
+        </w:rPr>
+      </w:r>
+    </w:p>
+    <w:p>
+      <w:pPr>
+        <w:pStyle w:val="Normal"/>
+        <w:bidi w:val="0"/>
+        <w:jc w:val="both"/>
+        <w:rPr>
+          <w:lang w:val="en-GB" w:eastAsia="zh-CN" w:bidi="hi-IN"/>
+        </w:rPr>
+      </w:pPr>
+      <w:r>
+        <w:rPr>
+          <w:rFonts w:ascii="Malgun Gothic" w:hAnsi="Malgun Gothic"/>
+          <w:b/>
+          <w:bCs/>
+          <w:lang w:val="en-GB" w:eastAsia="zh-CN" w:bidi="hi-IN"/>
         </w:rPr>
         <w:t xml:space="preserve">Aim and Objectives </w:t>
       </w:r>
@@ -258,29 +265,31 @@
         <w:jc w:val="both"/>
         <w:rPr>
           <w:rFonts w:ascii="Malgun Gothic" w:hAnsi="Malgun Gothic"/>
-        </w:rPr>
-      </w:pPr>
-      <w:r>
-        <w:rPr>
-          <w:rFonts w:ascii="Malgun Gothic" w:hAnsi="Malgun Gothic"/>
-        </w:rPr>
-      </w:r>
-    </w:p>
-    <w:p>
-      <w:pPr>
-        <w:pStyle w:val="Normal"/>
-        <w:bidi w:val="0"/>
-        <w:jc w:val="both"/>
-        <w:rPr>
-          <w:b w:val="false"/>
-          <w:bCs w:val="false"/>
-        </w:rPr>
-      </w:pPr>
-      <w:r>
-        <w:rPr>
-          <w:rFonts w:ascii="Malgun Gothic" w:hAnsi="Malgun Gothic"/>
-          <w:b w:val="false"/>
-          <w:bCs w:val="false"/>
+          <w:lang w:val="en-GB" w:eastAsia="zh-CN" w:bidi="hi-IN"/>
+        </w:rPr>
+      </w:pPr>
+      <w:r>
+        <w:rPr>
+          <w:rFonts w:ascii="Malgun Gothic" w:hAnsi="Malgun Gothic"/>
+          <w:lang w:val="en-GB" w:eastAsia="zh-CN" w:bidi="hi-IN"/>
+        </w:rPr>
+      </w:r>
+    </w:p>
+    <w:p>
+      <w:pPr>
+        <w:pStyle w:val="Normal"/>
+        <w:bidi w:val="0"/>
+        <w:jc w:val="both"/>
+        <w:rPr>
+          <w:lang w:val="en-GB" w:eastAsia="zh-CN" w:bidi="hi-IN"/>
+        </w:rPr>
+      </w:pPr>
+      <w:r>
+        <w:rPr>
+          <w:rFonts w:ascii="Malgun Gothic" w:hAnsi="Malgun Gothic"/>
+          <w:b w:val="false"/>
+          <w:bCs w:val="false"/>
+          <w:lang w:val="en-GB" w:eastAsia="zh-CN" w:bidi="hi-IN"/>
         </w:rPr>
         <w:t xml:space="preserve">The aim is to </w:t>
       </w:r>
@@ -289,17 +298,9 @@
           <w:rFonts w:ascii="Malgun Gothic" w:hAnsi="Malgun Gothic"/>
           <w:b w:val="false"/>
           <w:bCs w:val="false"/>
-          <w:lang w:val="en-GB"/>
-        </w:rPr>
-        <w:t>analyse</w:t>
-      </w:r>
-      <w:r>
-        <w:rPr>
-          <w:rFonts w:ascii="Malgun Gothic" w:hAnsi="Malgun Gothic"/>
-          <w:b w:val="false"/>
-          <w:bCs w:val="false"/>
-        </w:rPr>
-        <w:t xml:space="preserve"> and predict sales in healthy food and their labelling in </w:t>
+          <w:lang w:val="en-GB" w:eastAsia="zh-CN" w:bidi="hi-IN"/>
+        </w:rPr>
+        <w:t>analyse and predict sales in healthy food and their labelling.</w:t>
       </w:r>
     </w:p>
     <w:p>
@@ -315,46 +316,154 @@
           <w:rFonts w:ascii="Malgun Gothic" w:hAnsi="Malgun Gothic"/>
           <w:b w:val="false"/>
           <w:bCs w:val="false"/>
-        </w:rPr>
-      </w:pPr>
-      <w:r>
-        <w:rPr>
-          <w:rFonts w:ascii="Malgun Gothic" w:hAnsi="Malgun Gothic"/>
-          <w:b w:val="false"/>
-          <w:bCs w:val="false"/>
-        </w:rPr>
-      </w:r>
-    </w:p>
-    <w:p>
-      <w:pPr>
-        <w:pStyle w:val="Normal"/>
-        <w:bidi w:val="0"/>
-        <w:jc w:val="both"/>
-        <w:rPr>
-          <w:rFonts w:ascii="Malgun Gothic" w:hAnsi="Malgun Gothic"/>
-        </w:rPr>
-      </w:pPr>
-      <w:r>
-        <w:rPr>
-          <w:rFonts w:ascii="Malgun Gothic" w:hAnsi="Malgun Gothic"/>
-        </w:rPr>
-      </w:r>
-    </w:p>
-    <w:p>
-      <w:pPr>
-        <w:pStyle w:val="Normal"/>
-        <w:bidi w:val="0"/>
-        <w:jc w:val="both"/>
-        <w:rPr>
-          <w:b/>
-          <w:bCs/>
-        </w:rPr>
-      </w:pPr>
-      <w:r>
-        <w:rPr>
-          <w:rFonts w:ascii="Malgun Gothic" w:hAnsi="Malgun Gothic"/>
-          <w:b/>
-          <w:bCs/>
+          <w:lang w:val="en-GB" w:eastAsia="zh-CN" w:bidi="hi-IN"/>
+        </w:rPr>
+      </w:pPr>
+      <w:r>
+        <w:rPr>
+          <w:rFonts w:ascii="Malgun Gothic" w:hAnsi="Malgun Gothic"/>
+          <w:b w:val="false"/>
+          <w:bCs w:val="false"/>
+          <w:lang w:val="en-GB" w:eastAsia="zh-CN" w:bidi="hi-IN"/>
+        </w:rPr>
+        <w:t>Study the main products sold as healthy options with selected captions which are considered as organic, high-protein, low-fat or similar products.</w:t>
+      </w:r>
+    </w:p>
+    <w:p>
+      <w:pPr>
+        <w:pStyle w:val="Normal"/>
+        <w:numPr>
+          <w:ilvl w:val="0"/>
+          <w:numId w:val="1"/>
+        </w:numPr>
+        <w:bidi w:val="0"/>
+        <w:jc w:val="both"/>
+        <w:rPr>
+          <w:rFonts w:ascii="Malgun Gothic" w:hAnsi="Malgun Gothic"/>
+          <w:b w:val="false"/>
+          <w:bCs w:val="false"/>
+          <w:lang w:val="en-GB" w:eastAsia="zh-CN" w:bidi="hi-IN"/>
+        </w:rPr>
+      </w:pPr>
+      <w:r>
+        <w:rPr>
+          <w:rFonts w:ascii="Malgun Gothic" w:hAnsi="Malgun Gothic"/>
+          <w:b w:val="false"/>
+          <w:bCs w:val="false"/>
+          <w:lang w:val="en-GB" w:eastAsia="zh-CN" w:bidi="hi-IN"/>
+        </w:rPr>
+        <w:t>Analyse the popularity of these products based on their age and content.</w:t>
+      </w:r>
+    </w:p>
+    <w:p>
+      <w:pPr>
+        <w:pStyle w:val="Normal"/>
+        <w:numPr>
+          <w:ilvl w:val="0"/>
+          <w:numId w:val="1"/>
+        </w:numPr>
+        <w:bidi w:val="0"/>
+        <w:jc w:val="both"/>
+        <w:rPr>
+          <w:rFonts w:ascii="Malgun Gothic" w:hAnsi="Malgun Gothic"/>
+          <w:b w:val="false"/>
+          <w:bCs w:val="false"/>
+          <w:lang w:val="en-GB" w:eastAsia="zh-CN" w:bidi="hi-IN"/>
+        </w:rPr>
+      </w:pPr>
+      <w:r>
+        <w:rPr>
+          <w:rFonts w:ascii="Malgun Gothic" w:hAnsi="Malgun Gothic"/>
+          <w:b w:val="false"/>
+          <w:bCs w:val="false"/>
+          <w:lang w:val="en-GB" w:eastAsia="zh-CN" w:bidi="hi-IN"/>
+        </w:rPr>
+        <w:t>Evaluate the most common labelling and their increasing sales.</w:t>
+      </w:r>
+    </w:p>
+    <w:p>
+      <w:pPr>
+        <w:pStyle w:val="Normal"/>
+        <w:numPr>
+          <w:ilvl w:val="0"/>
+          <w:numId w:val="1"/>
+        </w:numPr>
+        <w:bidi w:val="0"/>
+        <w:jc w:val="both"/>
+        <w:rPr>
+          <w:rFonts w:ascii="Malgun Gothic" w:hAnsi="Malgun Gothic"/>
+          <w:b w:val="false"/>
+          <w:bCs w:val="false"/>
+          <w:lang w:val="en-GB" w:eastAsia="zh-CN" w:bidi="hi-IN"/>
+        </w:rPr>
+      </w:pPr>
+      <w:r>
+        <w:rPr>
+          <w:rFonts w:ascii="Malgun Gothic" w:hAnsi="Malgun Gothic"/>
+          <w:b w:val="false"/>
+          <w:bCs w:val="false"/>
+          <w:lang w:val="en-GB" w:eastAsia="zh-CN" w:bidi="hi-IN"/>
+        </w:rPr>
+        <w:t>Predict sales using data analytics and suggestions for future labelling.</w:t>
+      </w:r>
+    </w:p>
+    <w:p>
+      <w:pPr>
+        <w:pStyle w:val="Normal"/>
+        <w:numPr>
+          <w:ilvl w:val="0"/>
+          <w:numId w:val="1"/>
+        </w:numPr>
+        <w:bidi w:val="0"/>
+        <w:jc w:val="both"/>
+        <w:rPr>
+          <w:rFonts w:ascii="Malgun Gothic" w:hAnsi="Malgun Gothic"/>
+          <w:b w:val="false"/>
+          <w:bCs w:val="false"/>
+          <w:lang w:val="en-GB" w:eastAsia="zh-CN" w:bidi="hi-IN"/>
+        </w:rPr>
+      </w:pPr>
+      <w:r>
+        <w:rPr>
+          <w:rFonts w:ascii="Malgun Gothic" w:hAnsi="Malgun Gothic"/>
+          <w:b w:val="false"/>
+          <w:bCs w:val="false"/>
+          <w:lang w:val="en-GB" w:eastAsia="zh-CN" w:bidi="hi-IN"/>
+        </w:rPr>
+      </w:r>
+    </w:p>
+    <w:p>
+      <w:pPr>
+        <w:pStyle w:val="Normal"/>
+        <w:bidi w:val="0"/>
+        <w:jc w:val="both"/>
+        <w:rPr>
+          <w:rFonts w:ascii="Malgun Gothic" w:hAnsi="Malgun Gothic"/>
+          <w:lang w:val="en-GB" w:eastAsia="zh-CN" w:bidi="hi-IN"/>
+        </w:rPr>
+      </w:pPr>
+      <w:r>
+        <w:rPr>
+          <w:rFonts w:ascii="Malgun Gothic" w:hAnsi="Malgun Gothic"/>
+          <w:lang w:val="en-GB" w:eastAsia="zh-CN" w:bidi="hi-IN"/>
+        </w:rPr>
+      </w:r>
+    </w:p>
+    <w:p>
+      <w:pPr>
+        <w:pStyle w:val="Normal"/>
+        <w:bidi w:val="0"/>
+        <w:jc w:val="both"/>
+        <w:rPr>
+          <w:lang w:val="en-GB" w:eastAsia="zh-CN" w:bidi="hi-IN"/>
+        </w:rPr>
+      </w:pPr>
+      <w:r>
+        <w:rPr>
+          <w:rFonts w:ascii="Malgun Gothic" w:hAnsi="Malgun Gothic"/>
+          <w:b/>
+          <w:bCs/>
+          <w:lang w:val="en-GB" w:eastAsia="zh-CN" w:bidi="hi-IN"/>
         </w:rPr>
         <w:t>Scope</w:t>
       </w:r>
@@ -365,16 +474,15 @@
         <w:bidi w:val="0"/>
         <w:jc w:val="both"/>
         <w:rPr>
-          <w:rFonts w:ascii="Malgun Gothic" w:hAnsi="Malgun Gothic"/>
-          <w:b w:val="false"/>
-          <w:bCs w:val="false"/>
-        </w:rPr>
-      </w:pPr>
-      <w:r>
-        <w:rPr>
-          <w:rFonts w:ascii="Malgun Gothic" w:hAnsi="Malgun Gothic"/>
-          <w:b w:val="false"/>
-          <w:bCs w:val="false"/>
+          <w:lang w:val="en-GB" w:eastAsia="zh-CN" w:bidi="hi-IN"/>
+        </w:rPr>
+      </w:pPr>
+      <w:r>
+        <w:rPr>
+          <w:rFonts w:ascii="Malgun Gothic" w:hAnsi="Malgun Gothic"/>
+          <w:b w:val="false"/>
+          <w:bCs w:val="false"/>
+          <w:lang w:val="en-GB" w:eastAsia="zh-CN" w:bidi="hi-IN"/>
         </w:rPr>
         <w:t xml:space="preserve">The project will include information from 2003 to 2025, showing the natural resources which are found in different locations in the USA. This study will show the revenues in the use of land and the different minerals. </w:t>
       </w:r>
@@ -388,32 +496,33 @@
           <w:rFonts w:ascii="Malgun Gothic" w:hAnsi="Malgun Gothic"/>
           <w:b w:val="false"/>
           <w:bCs w:val="false"/>
-        </w:rPr>
-      </w:pPr>
-      <w:r>
-        <w:rPr>
-          <w:rFonts w:ascii="Malgun Gothic" w:hAnsi="Malgun Gothic"/>
-          <w:b w:val="false"/>
-          <w:bCs w:val="false"/>
-        </w:rPr>
-      </w:r>
-    </w:p>
-    <w:p>
-      <w:pPr>
-        <w:pStyle w:val="Normal"/>
-        <w:bidi w:val="0"/>
-        <w:jc w:val="both"/>
-        <w:rPr>
-          <w:rFonts w:ascii="Malgun Gothic" w:hAnsi="Malgun Gothic"/>
-          <w:b/>
-          <w:bCs/>
-        </w:rPr>
-      </w:pPr>
-      <w:r>
-        <w:rPr>
-          <w:rFonts w:ascii="Malgun Gothic" w:hAnsi="Malgun Gothic"/>
-          <w:b/>
-          <w:bCs/>
+          <w:lang w:val="en-GB" w:eastAsia="zh-CN" w:bidi="hi-IN"/>
+        </w:rPr>
+      </w:pPr>
+      <w:r>
+        <w:rPr>
+          <w:rFonts w:ascii="Malgun Gothic" w:hAnsi="Malgun Gothic"/>
+          <w:b w:val="false"/>
+          <w:bCs w:val="false"/>
+          <w:lang w:val="en-GB" w:eastAsia="zh-CN" w:bidi="hi-IN"/>
+        </w:rPr>
+      </w:r>
+    </w:p>
+    <w:p>
+      <w:pPr>
+        <w:pStyle w:val="Normal"/>
+        <w:bidi w:val="0"/>
+        <w:jc w:val="both"/>
+        <w:rPr>
+          <w:lang w:val="en-GB" w:eastAsia="zh-CN" w:bidi="hi-IN"/>
+        </w:rPr>
+      </w:pPr>
+      <w:r>
+        <w:rPr>
+          <w:rFonts w:ascii="Malgun Gothic" w:hAnsi="Malgun Gothic"/>
+          <w:b/>
+          <w:bCs/>
+          <w:lang w:val="en-GB" w:eastAsia="zh-CN" w:bidi="hi-IN"/>
         </w:rPr>
         <w:t>Methodology</w:t>
       </w:r>
@@ -427,32 +536,33 @@
           <w:rFonts w:ascii="Malgun Gothic" w:hAnsi="Malgun Gothic"/>
           <w:b/>
           <w:bCs/>
-        </w:rPr>
-      </w:pPr>
-      <w:r>
-        <w:rPr>
-          <w:rFonts w:ascii="Malgun Gothic" w:hAnsi="Malgun Gothic"/>
-          <w:b/>
-          <w:bCs/>
-        </w:rPr>
-      </w:r>
-    </w:p>
-    <w:p>
-      <w:pPr>
-        <w:pStyle w:val="Normal"/>
-        <w:bidi w:val="0"/>
-        <w:jc w:val="both"/>
-        <w:rPr>
-          <w:rFonts w:ascii="Malgun Gothic" w:hAnsi="Malgun Gothic"/>
-          <w:b/>
-          <w:bCs/>
-        </w:rPr>
-      </w:pPr>
-      <w:r>
-        <w:rPr>
-          <w:rFonts w:ascii="Malgun Gothic" w:hAnsi="Malgun Gothic"/>
-          <w:b/>
-          <w:bCs/>
+          <w:lang w:val="en-GB" w:eastAsia="zh-CN" w:bidi="hi-IN"/>
+        </w:rPr>
+      </w:pPr>
+      <w:r>
+        <w:rPr>
+          <w:rFonts w:ascii="Malgun Gothic" w:hAnsi="Malgun Gothic"/>
+          <w:b/>
+          <w:bCs/>
+          <w:lang w:val="en-GB" w:eastAsia="zh-CN" w:bidi="hi-IN"/>
+        </w:rPr>
+      </w:r>
+    </w:p>
+    <w:p>
+      <w:pPr>
+        <w:pStyle w:val="Normal"/>
+        <w:bidi w:val="0"/>
+        <w:jc w:val="both"/>
+        <w:rPr>
+          <w:lang w:val="en-GB" w:eastAsia="zh-CN" w:bidi="hi-IN"/>
+        </w:rPr>
+      </w:pPr>
+      <w:r>
+        <w:rPr>
+          <w:rFonts w:ascii="Malgun Gothic" w:hAnsi="Malgun Gothic"/>
+          <w:b/>
+          <w:bCs/>
+          <w:lang w:val="en-GB" w:eastAsia="zh-CN" w:bidi="hi-IN"/>
         </w:rPr>
         <w:t>Data Sources</w:t>
       </w:r>
@@ -463,16 +573,15 @@
         <w:bidi w:val="0"/>
         <w:jc w:val="both"/>
         <w:rPr>
-          <w:rFonts w:ascii="Malgun Gothic" w:hAnsi="Malgun Gothic"/>
-          <w:b w:val="false"/>
-          <w:bCs w:val="false"/>
-        </w:rPr>
-      </w:pPr>
-      <w:r>
-        <w:rPr>
-          <w:rFonts w:ascii="Malgun Gothic" w:hAnsi="Malgun Gothic"/>
-          <w:b w:val="false"/>
-          <w:bCs w:val="false"/>
+          <w:lang w:val="en-GB" w:eastAsia="zh-CN" w:bidi="hi-IN"/>
+        </w:rPr>
+      </w:pPr>
+      <w:r>
+        <w:rPr>
+          <w:rFonts w:ascii="Malgun Gothic" w:hAnsi="Malgun Gothic"/>
+          <w:b w:val="false"/>
+          <w:bCs w:val="false"/>
+          <w:lang w:val="en-GB" w:eastAsia="zh-CN" w:bidi="hi-IN"/>
         </w:rPr>
         <w:t>This dataset</w:t>
       </w:r>
@@ -486,32 +595,33 @@
           <w:rFonts w:ascii="Malgun Gothic" w:hAnsi="Malgun Gothic"/>
           <w:b/>
           <w:bCs/>
-        </w:rPr>
-      </w:pPr>
-      <w:r>
-        <w:rPr>
-          <w:rFonts w:ascii="Malgun Gothic" w:hAnsi="Malgun Gothic"/>
-          <w:b/>
-          <w:bCs/>
-        </w:rPr>
-      </w:r>
-    </w:p>
-    <w:p>
-      <w:pPr>
-        <w:pStyle w:val="Normal"/>
-        <w:bidi w:val="0"/>
-        <w:jc w:val="both"/>
-        <w:rPr>
-          <w:rFonts w:ascii="Malgun Gothic" w:hAnsi="Malgun Gothic"/>
-          <w:b/>
-          <w:bCs/>
-        </w:rPr>
-      </w:pPr>
-      <w:r>
-        <w:rPr>
-          <w:rFonts w:ascii="Malgun Gothic" w:hAnsi="Malgun Gothic"/>
-          <w:b/>
-          <w:bCs/>
+          <w:lang w:val="en-GB" w:eastAsia="zh-CN" w:bidi="hi-IN"/>
+        </w:rPr>
+      </w:pPr>
+      <w:r>
+        <w:rPr>
+          <w:rFonts w:ascii="Malgun Gothic" w:hAnsi="Malgun Gothic"/>
+          <w:b/>
+          <w:bCs/>
+          <w:lang w:val="en-GB" w:eastAsia="zh-CN" w:bidi="hi-IN"/>
+        </w:rPr>
+      </w:r>
+    </w:p>
+    <w:p>
+      <w:pPr>
+        <w:pStyle w:val="Normal"/>
+        <w:bidi w:val="0"/>
+        <w:jc w:val="both"/>
+        <w:rPr>
+          <w:lang w:val="en-GB" w:eastAsia="zh-CN" w:bidi="hi-IN"/>
+        </w:rPr>
+      </w:pPr>
+      <w:r>
+        <w:rPr>
+          <w:rFonts w:ascii="Malgun Gothic" w:hAnsi="Malgun Gothic"/>
+          <w:b/>
+          <w:bCs/>
+          <w:lang w:val="en-GB" w:eastAsia="zh-CN" w:bidi="hi-IN"/>
         </w:rPr>
         <w:t>Expected Deliverables</w:t>
       </w:r>
@@ -525,32 +635,33 @@
           <w:rFonts w:ascii="Malgun Gothic" w:hAnsi="Malgun Gothic"/>
           <w:b/>
           <w:bCs/>
-        </w:rPr>
-      </w:pPr>
-      <w:r>
-        <w:rPr>
-          <w:rFonts w:ascii="Malgun Gothic" w:hAnsi="Malgun Gothic"/>
-          <w:b/>
-          <w:bCs/>
-        </w:rPr>
-      </w:r>
-    </w:p>
-    <w:p>
-      <w:pPr>
-        <w:pStyle w:val="Normal"/>
-        <w:bidi w:val="0"/>
-        <w:jc w:val="both"/>
-        <w:rPr>
-          <w:rFonts w:ascii="Malgun Gothic" w:hAnsi="Malgun Gothic"/>
-          <w:b/>
-          <w:bCs/>
-        </w:rPr>
-      </w:pPr>
-      <w:r>
-        <w:rPr>
-          <w:rFonts w:ascii="Malgun Gothic" w:hAnsi="Malgun Gothic"/>
-          <w:b/>
-          <w:bCs/>
+          <w:lang w:val="en-GB" w:eastAsia="zh-CN" w:bidi="hi-IN"/>
+        </w:rPr>
+      </w:pPr>
+      <w:r>
+        <w:rPr>
+          <w:rFonts w:ascii="Malgun Gothic" w:hAnsi="Malgun Gothic"/>
+          <w:b/>
+          <w:bCs/>
+          <w:lang w:val="en-GB" w:eastAsia="zh-CN" w:bidi="hi-IN"/>
+        </w:rPr>
+      </w:r>
+    </w:p>
+    <w:p>
+      <w:pPr>
+        <w:pStyle w:val="Normal"/>
+        <w:bidi w:val="0"/>
+        <w:jc w:val="both"/>
+        <w:rPr>
+          <w:lang w:val="en-GB" w:eastAsia="zh-CN" w:bidi="hi-IN"/>
+        </w:rPr>
+      </w:pPr>
+      <w:r>
+        <w:rPr>
+          <w:rFonts w:ascii="Malgun Gothic" w:hAnsi="Malgun Gothic"/>
+          <w:b/>
+          <w:bCs/>
+          <w:lang w:val="en-GB" w:eastAsia="zh-CN" w:bidi="hi-IN"/>
         </w:rPr>
         <w:t>Project Timeline</w:t>
       </w:r>
@@ -564,32 +675,33 @@
           <w:rFonts w:ascii="Malgun Gothic" w:hAnsi="Malgun Gothic"/>
           <w:b/>
           <w:bCs/>
-        </w:rPr>
-      </w:pPr>
-      <w:r>
-        <w:rPr>
-          <w:rFonts w:ascii="Malgun Gothic" w:hAnsi="Malgun Gothic"/>
-          <w:b/>
-          <w:bCs/>
-        </w:rPr>
-      </w:r>
-    </w:p>
-    <w:p>
-      <w:pPr>
-        <w:pStyle w:val="Normal"/>
-        <w:bidi w:val="0"/>
-        <w:jc w:val="both"/>
-        <w:rPr>
-          <w:rFonts w:ascii="Malgun Gothic" w:hAnsi="Malgun Gothic"/>
-          <w:b/>
-          <w:bCs/>
-        </w:rPr>
-      </w:pPr>
-      <w:r>
-        <w:rPr>
-          <w:rFonts w:ascii="Malgun Gothic" w:hAnsi="Malgun Gothic"/>
-          <w:b/>
-          <w:bCs/>
+          <w:lang w:val="en-GB" w:eastAsia="zh-CN" w:bidi="hi-IN"/>
+        </w:rPr>
+      </w:pPr>
+      <w:r>
+        <w:rPr>
+          <w:rFonts w:ascii="Malgun Gothic" w:hAnsi="Malgun Gothic"/>
+          <w:b/>
+          <w:bCs/>
+          <w:lang w:val="en-GB" w:eastAsia="zh-CN" w:bidi="hi-IN"/>
+        </w:rPr>
+      </w:r>
+    </w:p>
+    <w:p>
+      <w:pPr>
+        <w:pStyle w:val="Normal"/>
+        <w:bidi w:val="0"/>
+        <w:jc w:val="both"/>
+        <w:rPr>
+          <w:lang w:val="en-GB" w:eastAsia="zh-CN" w:bidi="hi-IN"/>
+        </w:rPr>
+      </w:pPr>
+      <w:r>
+        <w:rPr>
+          <w:rFonts w:ascii="Malgun Gothic" w:hAnsi="Malgun Gothic"/>
+          <w:b/>
+          <w:bCs/>
+          <w:lang w:val="en-GB" w:eastAsia="zh-CN" w:bidi="hi-IN"/>
         </w:rPr>
         <w:t>Ethical and Legal Considerations</w:t>
       </w:r>

--- a/CA1-Elienai.docx
+++ b/CA1-Elienai.docx
@@ -117,16 +117,7 @@
           <w:bCs w:val="false"/>
           <w:lang w:val="en-GB" w:eastAsia="zh-CN" w:bidi="hi-IN"/>
         </w:rPr>
-        <w:t>T</w:t>
-      </w:r>
-      <w:r>
-        <w:rPr>
-          <w:rFonts w:ascii="Malgun Gothic" w:hAnsi="Malgun Gothic"/>
-          <w:b w:val="false"/>
-          <w:bCs w:val="false"/>
-          <w:lang w:val="en-GB" w:eastAsia="zh-CN" w:bidi="hi-IN"/>
-        </w:rPr>
-        <w:t xml:space="preserve">his project is focused on the research and market analysis for available purchases of food and/or meals which are known as healthy and labeled as high protein, low-fat, low-sugar, gluten-free, and so on. This new labeling has enriched the way of thinking and eating a meal in the daily life. Although these meals might not be popular in some places, these characteristics have attracted more people recently, this is due to the marketing, athletes endorsements and healthy life style promotion. In addition, convincing labeling in shops can be very persuasive and compelling evidence to increase sales of these products. This research will show information about how costumers can be persuaded and tempted to buy these meals. Ultimately, consumers of these products might believe that their health and investment is truly worthy. </w:t>
+        <w:t xml:space="preserve">This project is focused on the research and market analysis for available purchases of food and/or meals which are known as healthy and labelled as high protein, low-fat, low-sugar, gluten-free, organic and so on. Knowing that this new labelling has enriched the way of thinking and eating a meal in the daily life. Although these meals might not be popular in some places, these characteristics have attracted more people recently, this is due to the marketing, athletes endorsements and healthy life style promotion. In addition, convincing labelling in shops can be very persuasive and compelling evidence to increase sales of these products. This research will show information about how costumers can be persuaded and tempted to buy these meals. Ultimately, consumers of these products might believe that their health and investment is truly worthy. </w:t>
       </w:r>
     </w:p>
     <w:p>
@@ -206,16 +197,7 @@
           <w:bCs w:val="false"/>
           <w:lang w:val="en-GB" w:eastAsia="zh-CN" w:bidi="hi-IN"/>
         </w:rPr>
-        <w:t xml:space="preserve">The problem is based on </w:t>
-      </w:r>
-      <w:r>
-        <w:rPr>
-          <w:rFonts w:ascii="Malgun Gothic" w:hAnsi="Malgun Gothic"/>
-          <w:b w:val="false"/>
-          <w:bCs w:val="false"/>
-          <w:lang w:val="en-GB" w:eastAsia="zh-CN" w:bidi="hi-IN"/>
-        </w:rPr>
-        <w:t xml:space="preserve">many healthy products which are labelled in such a way that have created authenticity and as a consequence an increase in sales. However, the rise must consider the way of how the community can decide which product to pick. These decisions can be determined by many factors, including perceptions and triggering advertisements. In this context a thorough analysis will be conducted using different sources in business data analytics. </w:t>
+        <w:t xml:space="preserve">The problem is based on many healthy products which are labelled in such a way that have created authenticity and as a consequence an increase in sales. However, the rise must consider the way of how the community can decide which product to pick. These decisions can be determined by many factors, including perceptions and triggering advertisements. In this context a thorough analysis will be conducted using different sources in business data analytics. </w:t>
       </w:r>
     </w:p>
     <w:p>
@@ -291,16 +273,7 @@
           <w:bCs w:val="false"/>
           <w:lang w:val="en-GB" w:eastAsia="zh-CN" w:bidi="hi-IN"/>
         </w:rPr>
-        <w:t xml:space="preserve">The aim is to </w:t>
-      </w:r>
-      <w:r>
-        <w:rPr>
-          <w:rFonts w:ascii="Malgun Gothic" w:hAnsi="Malgun Gothic"/>
-          <w:b w:val="false"/>
-          <w:bCs w:val="false"/>
-          <w:lang w:val="en-GB" w:eastAsia="zh-CN" w:bidi="hi-IN"/>
-        </w:rPr>
-        <w:t>analyse and predict sales in healthy food and their labelling.</w:t>
+        <w:t>The aim is to analyse and predict sales in healthy food and their labelling.</w:t>
       </w:r>
     </w:p>
     <w:p>
@@ -326,7 +299,7 @@
           <w:bCs w:val="false"/>
           <w:lang w:val="en-GB" w:eastAsia="zh-CN" w:bidi="hi-IN"/>
         </w:rPr>
-        <w:t>Study the main products sold as healthy options with selected captions which are considered as organic, high-protein, low-fat or similar products.</w:t>
+        <w:t>Study the main products sold as healthy options with selected captions which are considered as organic, high-protein, low-fat or similar.</w:t>
       </w:r>
     </w:p>
     <w:p>
@@ -352,7 +325,7 @@
           <w:bCs w:val="false"/>
           <w:lang w:val="en-GB" w:eastAsia="zh-CN" w:bidi="hi-IN"/>
         </w:rPr>
-        <w:t>Analyse the popularity of these products based on their age and content.</w:t>
+        <w:t>Analyse the popularity of these products related to age and content.</w:t>
       </w:r>
     </w:p>
     <w:p>
@@ -404,7 +377,7 @@
           <w:bCs w:val="false"/>
           <w:lang w:val="en-GB" w:eastAsia="zh-CN" w:bidi="hi-IN"/>
         </w:rPr>
-        <w:t>Predict sales using data analytics and suggestions for future labelling.</w:t>
+        <w:t>Predict sales using data analytics and suggestions for future labelling in healthy products.</w:t>
       </w:r>
     </w:p>
     <w:p>
@@ -412,9 +385,10 @@
         <w:pStyle w:val="Normal"/>
         <w:numPr>
           <w:ilvl w:val="0"/>
-          <w:numId w:val="1"/>
+          <w:numId w:val="0"/>
         </w:numPr>
         <w:bidi w:val="0"/>
+        <w:ind w:left="720" w:hanging="0"/>
         <w:jc w:val="both"/>
         <w:rPr>
           <w:rFonts w:ascii="Malgun Gothic" w:hAnsi="Malgun Gothic"/>
@@ -479,12 +453,46 @@
       </w:pPr>
       <w:r>
         <w:rPr>
-          <w:rFonts w:ascii="Malgun Gothic" w:hAnsi="Malgun Gothic"/>
-          <w:b w:val="false"/>
-          <w:bCs w:val="false"/>
-          <w:lang w:val="en-GB" w:eastAsia="zh-CN" w:bidi="hi-IN"/>
-        </w:rPr>
-        <w:t xml:space="preserve">The project will include information from 2003 to 2025, showing the natural resources which are found in different locations in the USA. This study will show the revenues in the use of land and the different minerals. </w:t>
+          <w:lang w:val="en-GB" w:eastAsia="zh-CN" w:bidi="hi-IN"/>
+        </w:rPr>
+      </w:r>
+    </w:p>
+    <w:p>
+      <w:pPr>
+        <w:pStyle w:val="Normal"/>
+        <w:bidi w:val="0"/>
+        <w:jc w:val="both"/>
+        <w:rPr>
+          <w:lang w:val="en-GB" w:eastAsia="zh-CN" w:bidi="hi-IN"/>
+        </w:rPr>
+      </w:pPr>
+      <w:r>
+        <w:rPr>
+          <w:rFonts w:ascii="Malgun Gothic" w:hAnsi="Malgun Gothic"/>
+          <w:b w:val="false"/>
+          <w:bCs w:val="false"/>
+          <w:lang w:val="en-GB" w:eastAsia="zh-CN" w:bidi="hi-IN"/>
+        </w:rPr>
+        <w:t xml:space="preserve">The present project will involve a vast information about consumers of healthy food as consequence of their availability in shops and their promotion due to labelling. Currently, there are researches about some more other factors that can promote their increase in sales, such as flavour, texture, sweetness, taste, bitterness, etc. These factors might be considered as positive or negative trend in buying these products and not only their labelling. </w:t>
+      </w:r>
+    </w:p>
+    <w:p>
+      <w:pPr>
+        <w:pStyle w:val="Normal"/>
+        <w:bidi w:val="0"/>
+        <w:jc w:val="both"/>
+        <w:rPr>
+          <w:lang w:val="en-GB" w:eastAsia="zh-CN" w:bidi="hi-IN"/>
+        </w:rPr>
+      </w:pPr>
+      <w:r>
+        <w:rPr>
+          <w:rFonts w:ascii="Malgun Gothic" w:hAnsi="Malgun Gothic"/>
+          <w:b w:val="false"/>
+          <w:bCs w:val="false"/>
+          <w:lang w:val="en-GB" w:eastAsia="zh-CN" w:bidi="hi-IN"/>
+        </w:rPr>
+        <w:t xml:space="preserve">In this context, the exploration through choices carried on by consumers is needed with the aim to understand how these claims can persuade them to make their daily food purchases, also current regulations for such type of products are important to be considered. Besides that, the increment in sales will be studied according to the availability of dataset and research studies. </w:t>
       </w:r>
     </w:p>
     <w:p>
@@ -554,6 +562,364 @@
         <w:bidi w:val="0"/>
         <w:jc w:val="both"/>
         <w:rPr>
+          <w:rFonts w:ascii="Malgun Gothic" w:hAnsi="Malgun Gothic"/>
+          <w:b w:val="false"/>
+          <w:bCs w:val="false"/>
+          <w:lang w:val="en-GB" w:eastAsia="zh-CN" w:bidi="hi-IN"/>
+        </w:rPr>
+      </w:pPr>
+      <w:r>
+        <w:rPr>
+          <w:rFonts w:ascii="Malgun Gothic" w:hAnsi="Malgun Gothic"/>
+          <w:b w:val="false"/>
+          <w:bCs w:val="false"/>
+          <w:lang w:val="en-GB" w:eastAsia="zh-CN" w:bidi="hi-IN"/>
+        </w:rPr>
+        <w:t>This project will be developed in four main stages, the next diagram shows the methodology of this research:</w:t>
+      </w:r>
+    </w:p>
+    <w:p>
+      <w:pPr>
+        <w:pStyle w:val="Normal"/>
+        <w:bidi w:val="0"/>
+        <w:jc w:val="both"/>
+        <w:rPr>
+          <w:rFonts w:ascii="Malgun Gothic" w:hAnsi="Malgun Gothic"/>
+          <w:b w:val="false"/>
+          <w:bCs w:val="false"/>
+          <w:lang w:val="en-GB" w:eastAsia="zh-CN" w:bidi="hi-IN"/>
+        </w:rPr>
+      </w:pPr>
+      <w:r>
+        <w:rPr/>
+      </w:r>
+    </w:p>
+    <w:p>
+      <w:pPr>
+        <w:pStyle w:val="Normal"/>
+        <w:bidi w:val="0"/>
+        <w:jc w:val="both"/>
+        <w:rPr>
+          <w:rFonts w:ascii="Malgun Gothic" w:hAnsi="Malgun Gothic"/>
+          <w:b w:val="false"/>
+          <w:bCs w:val="false"/>
+          <w:lang w:val="en-GB" w:eastAsia="zh-CN" w:bidi="hi-IN"/>
+        </w:rPr>
+      </w:pPr>
+      <w:r>
+        <w:rPr>
+          <w:rFonts w:ascii="Malgun Gothic" w:hAnsi="Malgun Gothic"/>
+          <w:b w:val="false"/>
+          <w:bCs w:val="false"/>
+          <w:lang w:val="en-GB" w:eastAsia="zh-CN" w:bidi="hi-IN"/>
+        </w:rPr>
+        <w:drawing>
+          <wp:anchor behindDoc="0" distT="0" distB="0" distL="0" distR="0" simplePos="0" locked="0" layoutInCell="0" allowOverlap="1" relativeHeight="2">
+            <wp:simplePos x="0" y="0"/>
+            <wp:positionH relativeFrom="column">
+              <wp:align>center</wp:align>
+            </wp:positionH>
+            <wp:positionV relativeFrom="paragraph">
+              <wp:posOffset>635</wp:posOffset>
+            </wp:positionV>
+            <wp:extent cx="5677535" cy="2638425"/>
+            <wp:effectExtent l="0" t="0" r="0" b="0"/>
+            <wp:wrapSquare wrapText="largest"/>
+            <wp:docPr id="1" name="Image1" descr=""/>
+            <wp:cNvGraphicFramePr>
+              <a:graphicFrameLocks xmlns:a="http://schemas.openxmlformats.org/drawingml/2006/main" noChangeAspect="1"/>
+            </wp:cNvGraphicFramePr>
+            <a:graphic xmlns:a="http://schemas.openxmlformats.org/drawingml/2006/main">
+              <a:graphicData uri="http://schemas.openxmlformats.org/drawingml/2006/picture">
+                <pic:pic xmlns:pic="http://schemas.openxmlformats.org/drawingml/2006/picture">
+                  <pic:nvPicPr>
+                    <pic:cNvPr id="1" name="Image1" descr=""/>
+                    <pic:cNvPicPr>
+                      <a:picLocks noChangeAspect="1" noChangeArrowheads="1"/>
+                    </pic:cNvPicPr>
+                  </pic:nvPicPr>
+                  <pic:blipFill>
+                    <a:blip r:embed="rId2"/>
+                    <a:stretch>
+                      <a:fillRect/>
+                    </a:stretch>
+                  </pic:blipFill>
+                  <pic:spPr bwMode="auto">
+                    <a:xfrm>
+                      <a:off x="0" y="0"/>
+                      <a:ext cx="5677535" cy="2638425"/>
+                    </a:xfrm>
+                    <a:prstGeom prst="rect">
+                      <a:avLst/>
+                    </a:prstGeom>
+                  </pic:spPr>
+                </pic:pic>
+              </a:graphicData>
+            </a:graphic>
+          </wp:anchor>
+        </w:drawing>
+      </w:r>
+    </w:p>
+    <w:p>
+      <w:pPr>
+        <w:pStyle w:val="Normal"/>
+        <w:bidi w:val="0"/>
+        <w:jc w:val="both"/>
+        <w:rPr>
+          <w:rFonts w:ascii="Malgun Gothic" w:hAnsi="Malgun Gothic"/>
+          <w:b w:val="false"/>
+          <w:bCs w:val="false"/>
+          <w:lang w:val="en-GB" w:eastAsia="zh-CN" w:bidi="hi-IN"/>
+        </w:rPr>
+      </w:pPr>
+      <w:r>
+        <w:rPr>
+          <w:rFonts w:ascii="Malgun Gothic" w:hAnsi="Malgun Gothic"/>
+          <w:b w:val="false"/>
+          <w:bCs w:val="false"/>
+          <w:lang w:val="en-GB" w:eastAsia="zh-CN" w:bidi="hi-IN"/>
+        </w:rPr>
+      </w:r>
+    </w:p>
+    <w:p>
+      <w:pPr>
+        <w:pStyle w:val="Normal"/>
+        <w:numPr>
+          <w:ilvl w:val="0"/>
+          <w:numId w:val="2"/>
+        </w:numPr>
+        <w:bidi w:val="0"/>
+        <w:jc w:val="both"/>
+        <w:rPr/>
+      </w:pPr>
+      <w:r>
+        <w:rPr>
+          <w:rFonts w:ascii="Malgun Gothic" w:hAnsi="Malgun Gothic"/>
+          <w:b w:val="false"/>
+          <w:bCs w:val="false"/>
+          <w:lang w:val="en-GB" w:eastAsia="zh-CN" w:bidi="hi-IN"/>
+        </w:rPr>
+        <w:t xml:space="preserve">State of the art: </w:t>
+      </w:r>
+      <w:r>
+        <w:rPr>
+          <w:rFonts w:ascii="Malgun Gothic" w:hAnsi="Malgun Gothic"/>
+          <w:b w:val="false"/>
+          <w:bCs w:val="false"/>
+          <w:lang w:val="en-GB" w:eastAsia="zh-CN" w:bidi="hi-IN"/>
+        </w:rPr>
+        <w:t xml:space="preserve">Research study through available information in scientific articles, where is possible obtain dataset of small groups and statistics information. This section will show a forecasting about the limits and future work which can be developed. Additionally, it will be studied different factors correlation and their efficacy in the choice of products. </w:t>
+      </w:r>
+      <w:r>
+        <w:rPr>
+          <w:rFonts w:ascii="Malgun Gothic" w:hAnsi="Malgun Gothic"/>
+          <w:b w:val="false"/>
+          <w:bCs w:val="false"/>
+          <w:lang w:val="en-GB" w:eastAsia="zh-CN" w:bidi="hi-IN"/>
+        </w:rPr>
+        <w:t>The importance of this field in business will show the main advantages of having an effective claims in its products.</w:t>
+      </w:r>
+    </w:p>
+    <w:p>
+      <w:pPr>
+        <w:pStyle w:val="Normal"/>
+        <w:numPr>
+          <w:ilvl w:val="0"/>
+          <w:numId w:val="2"/>
+        </w:numPr>
+        <w:bidi w:val="0"/>
+        <w:jc w:val="both"/>
+        <w:rPr/>
+      </w:pPr>
+      <w:r>
+        <w:rPr>
+          <w:rFonts w:ascii="Malgun Gothic" w:hAnsi="Malgun Gothic"/>
+          <w:b w:val="false"/>
+          <w:bCs w:val="false"/>
+          <w:lang w:val="en-GB" w:eastAsia="zh-CN" w:bidi="hi-IN"/>
+        </w:rPr>
+        <w:t xml:space="preserve">Survey-Based Research: </w:t>
+      </w:r>
+      <w:r>
+        <w:rPr>
+          <w:rFonts w:ascii="Malgun Gothic" w:hAnsi="Malgun Gothic"/>
+          <w:b w:val="false"/>
+          <w:bCs w:val="false"/>
+          <w:lang w:val="en-GB" w:eastAsia="zh-CN" w:bidi="hi-IN"/>
+        </w:rPr>
+        <w:t>The study will be carried out among small local shops which are currently selling healthy and organic products. Their experience will be useful in this research because the understanding of customers and the retail increase can be improve</w:t>
+      </w:r>
+      <w:r>
+        <w:rPr>
+          <w:rFonts w:ascii="Malgun Gothic" w:hAnsi="Malgun Gothic"/>
+          <w:b w:val="false"/>
+          <w:bCs w:val="false"/>
+          <w:lang w:val="en-GB" w:eastAsia="zh-CN" w:bidi="hi-IN"/>
+        </w:rPr>
+        <w:t>d</w:t>
+      </w:r>
+      <w:r>
+        <w:rPr>
+          <w:rFonts w:ascii="Malgun Gothic" w:hAnsi="Malgun Gothic"/>
+          <w:b w:val="false"/>
+          <w:bCs w:val="false"/>
+          <w:lang w:val="en-GB" w:eastAsia="zh-CN" w:bidi="hi-IN"/>
+        </w:rPr>
+        <w:t xml:space="preserve">. The main shops considered for this study involve local markets (weekends markets), small shops (from local farms), sport nutrition shops (shops with high sales for athletes), and health food shops (shops like Holland &amp; Barrett). </w:t>
+      </w:r>
+      <w:r>
+        <w:rPr>
+          <w:rFonts w:ascii="Malgun Gothic" w:hAnsi="Malgun Gothic"/>
+          <w:b w:val="false"/>
+          <w:bCs w:val="false"/>
+          <w:lang w:val="en-GB" w:eastAsia="zh-CN" w:bidi="hi-IN"/>
+        </w:rPr>
+        <w:t xml:space="preserve">In this context, questionaries will be an important tool to study. </w:t>
+      </w:r>
+    </w:p>
+    <w:p>
+      <w:pPr>
+        <w:pStyle w:val="Normal"/>
+        <w:numPr>
+          <w:ilvl w:val="0"/>
+          <w:numId w:val="2"/>
+        </w:numPr>
+        <w:bidi w:val="0"/>
+        <w:jc w:val="both"/>
+        <w:rPr/>
+      </w:pPr>
+      <w:r>
+        <w:rPr>
+          <w:rFonts w:ascii="Malgun Gothic" w:hAnsi="Malgun Gothic"/>
+          <w:b w:val="false"/>
+          <w:bCs w:val="false"/>
+          <w:lang w:val="en-GB" w:eastAsia="zh-CN" w:bidi="hi-IN"/>
+        </w:rPr>
+        <w:t xml:space="preserve">Analysis of datasets: </w:t>
+      </w:r>
+      <w:r>
+        <w:rPr>
+          <w:rFonts w:ascii="Malgun Gothic" w:hAnsi="Malgun Gothic"/>
+          <w:b w:val="false"/>
+          <w:bCs w:val="false"/>
+          <w:lang w:val="en-GB" w:eastAsia="zh-CN" w:bidi="hi-IN"/>
+        </w:rPr>
+        <w:t xml:space="preserve">The research will be developed using tools like data analytics. This section will show the statistics of many variables, focusing on the context of age, content and characteristics of the product, sport life, and labelling. Some of the next analysis will be conducted: description of the dataset, correlation, classification and clustering, with the aim of comprehension customers and their choices which have been carried on. Machine Learning model will be used for the analysis of the target, in order to know whether customers are or not convinced to buy a healthy product and the satisfaction of themselves. </w:t>
+      </w:r>
+    </w:p>
+    <w:p>
+      <w:pPr>
+        <w:pStyle w:val="Normal"/>
+        <w:numPr>
+          <w:ilvl w:val="0"/>
+          <w:numId w:val="2"/>
+        </w:numPr>
+        <w:bidi w:val="0"/>
+        <w:jc w:val="both"/>
+        <w:rPr/>
+      </w:pPr>
+      <w:r>
+        <w:rPr>
+          <w:rFonts w:ascii="Malgun Gothic" w:hAnsi="Malgun Gothic"/>
+          <w:b w:val="false"/>
+          <w:bCs w:val="false"/>
+          <w:lang w:val="en-GB" w:eastAsia="zh-CN" w:bidi="hi-IN"/>
+        </w:rPr>
+        <w:t xml:space="preserve">Strategic Recommendations: </w:t>
+      </w:r>
+      <w:r>
+        <w:rPr>
+          <w:rFonts w:ascii="Malgun Gothic" w:hAnsi="Malgun Gothic"/>
+          <w:b w:val="false"/>
+          <w:bCs w:val="false"/>
+          <w:lang w:val="en-GB" w:eastAsia="zh-CN" w:bidi="hi-IN"/>
+        </w:rPr>
+        <w:t xml:space="preserve">Suggestion of content labelling will be available for business involved, as well the ethical retail over the customers and the benefits in their health. </w:t>
+      </w:r>
+      <w:r>
+        <w:rPr>
+          <w:rFonts w:ascii="Malgun Gothic" w:hAnsi="Malgun Gothic"/>
+          <w:b w:val="false"/>
+          <w:bCs w:val="false"/>
+          <w:lang w:val="en-GB" w:eastAsia="zh-CN" w:bidi="hi-IN"/>
+        </w:rPr>
+        <w:t>Summarizing the previous data analysis results and their impact in the increase in the sales.</w:t>
+      </w:r>
+    </w:p>
+    <w:p>
+      <w:pPr>
+        <w:pStyle w:val="Normal"/>
+        <w:bidi w:val="0"/>
+        <w:jc w:val="both"/>
+        <w:rPr>
+          <w:rFonts w:ascii="Malgun Gothic" w:hAnsi="Malgun Gothic"/>
+          <w:b w:val="false"/>
+          <w:bCs w:val="false"/>
+          <w:lang w:val="en-GB" w:eastAsia="zh-CN" w:bidi="hi-IN"/>
+        </w:rPr>
+      </w:pPr>
+      <w:r>
+        <w:rPr>
+          <w:rFonts w:ascii="Malgun Gothic" w:hAnsi="Malgun Gothic"/>
+          <w:b w:val="false"/>
+          <w:bCs w:val="false"/>
+          <w:lang w:val="en-GB" w:eastAsia="zh-CN" w:bidi="hi-IN"/>
+        </w:rPr>
+      </w:r>
+    </w:p>
+    <w:p>
+      <w:pPr>
+        <w:pStyle w:val="Normal"/>
+        <w:bidi w:val="0"/>
+        <w:jc w:val="both"/>
+        <w:rPr>
+          <w:rFonts w:ascii="Malgun Gothic" w:hAnsi="Malgun Gothic"/>
+          <w:b w:val="false"/>
+          <w:bCs w:val="false"/>
+          <w:lang w:val="en-GB" w:eastAsia="zh-CN" w:bidi="hi-IN"/>
+        </w:rPr>
+      </w:pPr>
+      <w:r>
+        <w:rPr>
+          <w:rFonts w:ascii="Malgun Gothic" w:hAnsi="Malgun Gothic"/>
+          <w:b w:val="false"/>
+          <w:bCs w:val="false"/>
+          <w:lang w:val="en-GB" w:eastAsia="zh-CN" w:bidi="hi-IN"/>
+        </w:rPr>
+      </w:r>
+    </w:p>
+    <w:p>
+      <w:pPr>
+        <w:pStyle w:val="Normal"/>
+        <w:numPr>
+          <w:ilvl w:val="0"/>
+          <w:numId w:val="0"/>
+        </w:numPr>
+        <w:bidi w:val="0"/>
+        <w:ind w:left="720" w:hanging="0"/>
+        <w:jc w:val="both"/>
+        <w:rPr>
+          <w:rFonts w:ascii="Malgun Gothic" w:hAnsi="Malgun Gothic"/>
+          <w:b w:val="false"/>
+          <w:bCs w:val="false"/>
+          <w:lang w:val="en-GB" w:eastAsia="zh-CN" w:bidi="hi-IN"/>
+        </w:rPr>
+      </w:pPr>
+      <w:r>
+        <w:rPr>
+          <w:rFonts w:ascii="Malgun Gothic" w:hAnsi="Malgun Gothic"/>
+          <w:b w:val="false"/>
+          <w:bCs w:val="false"/>
+          <w:lang w:val="en-GB" w:eastAsia="zh-CN" w:bidi="hi-IN"/>
+        </w:rPr>
+      </w:r>
+    </w:p>
+    <w:p>
+      <w:pPr>
+        <w:pStyle w:val="Normal"/>
+        <w:bidi w:val="0"/>
+        <w:jc w:val="both"/>
+        <w:rPr>
           <w:lang w:val="en-GB" w:eastAsia="zh-CN" w:bidi="hi-IN"/>
         </w:rPr>
       </w:pPr>
@@ -583,7 +949,7 @@
           <w:bCs w:val="false"/>
           <w:lang w:val="en-GB" w:eastAsia="zh-CN" w:bidi="hi-IN"/>
         </w:rPr>
-        <w:t>This dataset</w:t>
+        <w:t xml:space="preserve">In this research is needed to have dataset with enough observations where will be possible to read, analyse and apply statistics and machine learning models. The features might include type of foods/meals, type of labelling, claims content, and other features. In addition, these dataset will use public dataset, including available scientific papers online. It is expected to carry </w:t>
       </w:r>
     </w:p>
     <w:p>
@@ -861,6 +1227,125 @@
   <w:abstractNum w:abstractNumId="2">
     <w:lvl w:ilvl="0">
       <w:start w:val="1"/>
+      <w:numFmt w:val="decimal"/>
+      <w:lvlText w:val="%1."/>
+      <w:lvlJc w:val="left"/>
+      <w:pPr>
+        <w:tabs>
+          <w:tab w:val="num" w:pos="720"/>
+        </w:tabs>
+        <w:ind w:left="720" w:hanging="360"/>
+      </w:pPr>
+      <w:rPr/>
+    </w:lvl>
+    <w:lvl w:ilvl="1">
+      <w:start w:val="1"/>
+      <w:numFmt w:val="decimal"/>
+      <w:lvlText w:val="%2."/>
+      <w:lvlJc w:val="left"/>
+      <w:pPr>
+        <w:tabs>
+          <w:tab w:val="num" w:pos="1080"/>
+        </w:tabs>
+        <w:ind w:left="1080" w:hanging="360"/>
+      </w:pPr>
+      <w:rPr/>
+    </w:lvl>
+    <w:lvl w:ilvl="2">
+      <w:start w:val="1"/>
+      <w:numFmt w:val="decimal"/>
+      <w:lvlText w:val="%3."/>
+      <w:lvlJc w:val="left"/>
+      <w:pPr>
+        <w:tabs>
+          <w:tab w:val="num" w:pos="1440"/>
+        </w:tabs>
+        <w:ind w:left="1440" w:hanging="360"/>
+      </w:pPr>
+      <w:rPr/>
+    </w:lvl>
+    <w:lvl w:ilvl="3">
+      <w:start w:val="1"/>
+      <w:numFmt w:val="decimal"/>
+      <w:lvlText w:val="%4."/>
+      <w:lvlJc w:val="left"/>
+      <w:pPr>
+        <w:tabs>
+          <w:tab w:val="num" w:pos="1800"/>
+        </w:tabs>
+        <w:ind w:left="1800" w:hanging="360"/>
+      </w:pPr>
+      <w:rPr/>
+    </w:lvl>
+    <w:lvl w:ilvl="4">
+      <w:start w:val="1"/>
+      <w:numFmt w:val="decimal"/>
+      <w:lvlText w:val="%5."/>
+      <w:lvlJc w:val="left"/>
+      <w:pPr>
+        <w:tabs>
+          <w:tab w:val="num" w:pos="2160"/>
+        </w:tabs>
+        <w:ind w:left="2160" w:hanging="360"/>
+      </w:pPr>
+      <w:rPr/>
+    </w:lvl>
+    <w:lvl w:ilvl="5">
+      <w:start w:val="1"/>
+      <w:numFmt w:val="decimal"/>
+      <w:lvlText w:val="%6."/>
+      <w:lvlJc w:val="left"/>
+      <w:pPr>
+        <w:tabs>
+          <w:tab w:val="num" w:pos="2520"/>
+        </w:tabs>
+        <w:ind w:left="2520" w:hanging="360"/>
+      </w:pPr>
+      <w:rPr/>
+    </w:lvl>
+    <w:lvl w:ilvl="6">
+      <w:start w:val="1"/>
+      <w:numFmt w:val="decimal"/>
+      <w:lvlText w:val="%7."/>
+      <w:lvlJc w:val="left"/>
+      <w:pPr>
+        <w:tabs>
+          <w:tab w:val="num" w:pos="2880"/>
+        </w:tabs>
+        <w:ind w:left="2880" w:hanging="360"/>
+      </w:pPr>
+      <w:rPr/>
+    </w:lvl>
+    <w:lvl w:ilvl="7">
+      <w:start w:val="1"/>
+      <w:numFmt w:val="decimal"/>
+      <w:lvlText w:val="%8."/>
+      <w:lvlJc w:val="left"/>
+      <w:pPr>
+        <w:tabs>
+          <w:tab w:val="num" w:pos="3240"/>
+        </w:tabs>
+        <w:ind w:left="3240" w:hanging="360"/>
+      </w:pPr>
+      <w:rPr/>
+    </w:lvl>
+    <w:lvl w:ilvl="8">
+      <w:start w:val="1"/>
+      <w:numFmt w:val="decimal"/>
+      <w:lvlText w:val="%9."/>
+      <w:lvlJc w:val="left"/>
+      <w:pPr>
+        <w:tabs>
+          <w:tab w:val="num" w:pos="3600"/>
+        </w:tabs>
+        <w:ind w:left="3600" w:hanging="360"/>
+      </w:pPr>
+      <w:rPr/>
+    </w:lvl>
+  </w:abstractNum>
+  <w:abstractNum w:abstractNumId="3">
+    <w:lvl w:ilvl="0">
+      <w:start w:val="1"/>
       <w:numFmt w:val="none"/>
       <w:suff w:val="nothing"/>
       <w:lvlText w:val=""/>
@@ -982,6 +1467,9 @@
   </w:num>
   <w:num w:numId="2">
     <w:abstractNumId w:val="2"/>
+  </w:num>
+  <w:num w:numId="3">
+    <w:abstractNumId w:val="3"/>
   </w:num>
 </w:numbering>
 </file>
@@ -1029,6 +1517,11 @@
     <w:rPr>
       <w:rFonts w:ascii="OpenSymbol" w:hAnsi="OpenSymbol" w:eastAsia="OpenSymbol" w:cs="OpenSymbol"/>
     </w:rPr>
+  </w:style>
+  <w:style w:type="character" w:styleId="NumberingSymbols">
+    <w:name w:val="Numbering Symbols"/>
+    <w:qFormat/>
+    <w:rPr/>
   </w:style>
   <w:style w:type="paragraph" w:styleId="Heading">
     <w:name w:val="Heading"/>

--- a/CA1-Elienai.docx
+++ b/CA1-Elienai.docx
@@ -591,28 +591,28 @@
         </w:rPr>
       </w:pPr>
       <w:r>
+        <w:rPr>
+          <w:rFonts w:ascii="Malgun Gothic" w:hAnsi="Malgun Gothic"/>
+          <w:b w:val="false"/>
+          <w:bCs w:val="false"/>
+          <w:lang w:val="en-GB" w:eastAsia="zh-CN" w:bidi="hi-IN"/>
+        </w:rPr>
+      </w:r>
+    </w:p>
+    <w:p>
+      <w:pPr>
+        <w:pStyle w:val="Normal"/>
+        <w:bidi w:val="0"/>
+        <w:jc w:val="both"/>
+        <w:rPr>
+          <w:rFonts w:ascii="Malgun Gothic" w:hAnsi="Malgun Gothic"/>
+          <w:b w:val="false"/>
+          <w:bCs w:val="false"/>
+          <w:lang w:val="en-GB" w:eastAsia="zh-CN" w:bidi="hi-IN"/>
+        </w:rPr>
+      </w:pPr>
+      <w:r>
         <w:rPr/>
-      </w:r>
-    </w:p>
-    <w:p>
-      <w:pPr>
-        <w:pStyle w:val="Normal"/>
-        <w:bidi w:val="0"/>
-        <w:jc w:val="both"/>
-        <w:rPr>
-          <w:rFonts w:ascii="Malgun Gothic" w:hAnsi="Malgun Gothic"/>
-          <w:b w:val="false"/>
-          <w:bCs w:val="false"/>
-          <w:lang w:val="en-GB" w:eastAsia="zh-CN" w:bidi="hi-IN"/>
-        </w:rPr>
-      </w:pPr>
-      <w:r>
-        <w:rPr>
-          <w:rFonts w:ascii="Malgun Gothic" w:hAnsi="Malgun Gothic"/>
-          <w:b w:val="false"/>
-          <w:bCs w:val="false"/>
-          <w:lang w:val="en-GB" w:eastAsia="zh-CN" w:bidi="hi-IN"/>
-        </w:rPr>
         <w:drawing>
           <wp:anchor behindDoc="0" distT="0" distB="0" distL="0" distR="0" simplePos="0" locked="0" layoutInCell="0" allowOverlap="1" relativeHeight="2">
             <wp:simplePos x="0" y="0"/>
@@ -622,7 +622,7 @@
             <wp:positionV relativeFrom="paragraph">
               <wp:posOffset>635</wp:posOffset>
             </wp:positionV>
-            <wp:extent cx="5677535" cy="2638425"/>
+            <wp:extent cx="6332220" cy="3115945"/>
             <wp:effectExtent l="0" t="0" r="0" b="0"/>
             <wp:wrapSquare wrapText="largest"/>
             <wp:docPr id="1" name="Image1" descr=""/>
@@ -647,7 +647,7 @@
                   <pic:spPr bwMode="auto">
                     <a:xfrm>
                       <a:off x="0" y="0"/>
-                      <a:ext cx="5677535" cy="2638425"/>
+                      <a:ext cx="6332220" cy="3115945"/>
                     </a:xfrm>
                     <a:prstGeom prst="rect">
                       <a:avLst/>
@@ -679,6 +679,49 @@
           <w:bCs w:val="false"/>
           <w:lang w:val="en-GB" w:eastAsia="zh-CN" w:bidi="hi-IN"/>
         </w:rPr>
+        <w:t>Figure 1: Methodology diagram.</w:t>
+      </w:r>
+    </w:p>
+    <w:p>
+      <w:pPr>
+        <w:pStyle w:val="Normal"/>
+        <w:bidi w:val="0"/>
+        <w:jc w:val="both"/>
+        <w:rPr>
+          <w:rFonts w:ascii="Malgun Gothic" w:hAnsi="Malgun Gothic"/>
+          <w:b w:val="false"/>
+          <w:bCs w:val="false"/>
+          <w:lang w:val="en-GB" w:eastAsia="zh-CN" w:bidi="hi-IN"/>
+        </w:rPr>
+      </w:pPr>
+      <w:r>
+        <w:rPr>
+          <w:rFonts w:ascii="Malgun Gothic" w:hAnsi="Malgun Gothic"/>
+          <w:b w:val="false"/>
+          <w:bCs w:val="false"/>
+          <w:lang w:val="en-GB" w:eastAsia="zh-CN" w:bidi="hi-IN"/>
+        </w:rPr>
+      </w:r>
+    </w:p>
+    <w:p>
+      <w:pPr>
+        <w:pStyle w:val="Normal"/>
+        <w:bidi w:val="0"/>
+        <w:jc w:val="both"/>
+        <w:rPr>
+          <w:rFonts w:ascii="Malgun Gothic" w:hAnsi="Malgun Gothic"/>
+          <w:b w:val="false"/>
+          <w:bCs w:val="false"/>
+          <w:lang w:val="en-GB" w:eastAsia="zh-CN" w:bidi="hi-IN"/>
+        </w:rPr>
+      </w:pPr>
+      <w:r>
+        <w:rPr>
+          <w:rFonts w:ascii="Malgun Gothic" w:hAnsi="Malgun Gothic"/>
+          <w:b w:val="false"/>
+          <w:bCs w:val="false"/>
+          <w:lang w:val="en-GB" w:eastAsia="zh-CN" w:bidi="hi-IN"/>
+        </w:rPr>
       </w:r>
     </w:p>
     <w:p>
@@ -699,25 +742,7 @@
           <w:bCs w:val="false"/>
           <w:lang w:val="en-GB" w:eastAsia="zh-CN" w:bidi="hi-IN"/>
         </w:rPr>
-        <w:t xml:space="preserve">State of the art: </w:t>
-      </w:r>
-      <w:r>
-        <w:rPr>
-          <w:rFonts w:ascii="Malgun Gothic" w:hAnsi="Malgun Gothic"/>
-          <w:b w:val="false"/>
-          <w:bCs w:val="false"/>
-          <w:lang w:val="en-GB" w:eastAsia="zh-CN" w:bidi="hi-IN"/>
-        </w:rPr>
-        <w:t xml:space="preserve">Research study through available information in scientific articles, where is possible obtain dataset of small groups and statistics information. This section will show a forecasting about the limits and future work which can be developed. Additionally, it will be studied different factors correlation and their efficacy in the choice of products. </w:t>
-      </w:r>
-      <w:r>
-        <w:rPr>
-          <w:rFonts w:ascii="Malgun Gothic" w:hAnsi="Malgun Gothic"/>
-          <w:b w:val="false"/>
-          <w:bCs w:val="false"/>
-          <w:lang w:val="en-GB" w:eastAsia="zh-CN" w:bidi="hi-IN"/>
-        </w:rPr>
-        <w:t>The importance of this field in business will show the main advantages of having an effective claims in its products.</w:t>
+        <w:t>State of the art: Research study through available information in scientific articles, where is possible obtain dataset of small groups and statistics information. This section will show a forecasting about the limits and future work which can be developed. Additionally, it will be studied different factors correlation and their efficacy in the choice of products. The importance of this field in business will show the main advantages of having an effective claims in its products.</w:t>
       </w:r>
     </w:p>
     <w:p>
@@ -738,43 +763,7 @@
           <w:bCs w:val="false"/>
           <w:lang w:val="en-GB" w:eastAsia="zh-CN" w:bidi="hi-IN"/>
         </w:rPr>
-        <w:t xml:space="preserve">Survey-Based Research: </w:t>
-      </w:r>
-      <w:r>
-        <w:rPr>
-          <w:rFonts w:ascii="Malgun Gothic" w:hAnsi="Malgun Gothic"/>
-          <w:b w:val="false"/>
-          <w:bCs w:val="false"/>
-          <w:lang w:val="en-GB" w:eastAsia="zh-CN" w:bidi="hi-IN"/>
-        </w:rPr>
-        <w:t>The study will be carried out among small local shops which are currently selling healthy and organic products. Their experience will be useful in this research because the understanding of customers and the retail increase can be improve</w:t>
-      </w:r>
-      <w:r>
-        <w:rPr>
-          <w:rFonts w:ascii="Malgun Gothic" w:hAnsi="Malgun Gothic"/>
-          <w:b w:val="false"/>
-          <w:bCs w:val="false"/>
-          <w:lang w:val="en-GB" w:eastAsia="zh-CN" w:bidi="hi-IN"/>
-        </w:rPr>
-        <w:t>d</w:t>
-      </w:r>
-      <w:r>
-        <w:rPr>
-          <w:rFonts w:ascii="Malgun Gothic" w:hAnsi="Malgun Gothic"/>
-          <w:b w:val="false"/>
-          <w:bCs w:val="false"/>
-          <w:lang w:val="en-GB" w:eastAsia="zh-CN" w:bidi="hi-IN"/>
-        </w:rPr>
-        <w:t xml:space="preserve">. The main shops considered for this study involve local markets (weekends markets), small shops (from local farms), sport nutrition shops (shops with high sales for athletes), and health food shops (shops like Holland &amp; Barrett). </w:t>
-      </w:r>
-      <w:r>
-        <w:rPr>
-          <w:rFonts w:ascii="Malgun Gothic" w:hAnsi="Malgun Gothic"/>
-          <w:b w:val="false"/>
-          <w:bCs w:val="false"/>
-          <w:lang w:val="en-GB" w:eastAsia="zh-CN" w:bidi="hi-IN"/>
-        </w:rPr>
-        <w:t xml:space="preserve">In this context, questionaries will be an important tool to study. </w:t>
+        <w:t xml:space="preserve">Survey-Based Research: The study will be carried out among small local shops which are currently selling healthy and organic products. Their experience will be useful in this research because the understanding of customers and the retail increase can be improved. The main shops considered for this study involve local markets (weekends markets), small shops (from local farms), sport nutrition shops (shops with high sales for athletes), and health food shops (shops like Holland &amp; Barrett). In this context, questionaries will be an important tool to study. </w:t>
       </w:r>
     </w:p>
     <w:p>
@@ -795,16 +784,7 @@
           <w:bCs w:val="false"/>
           <w:lang w:val="en-GB" w:eastAsia="zh-CN" w:bidi="hi-IN"/>
         </w:rPr>
-        <w:t xml:space="preserve">Analysis of datasets: </w:t>
-      </w:r>
-      <w:r>
-        <w:rPr>
-          <w:rFonts w:ascii="Malgun Gothic" w:hAnsi="Malgun Gothic"/>
-          <w:b w:val="false"/>
-          <w:bCs w:val="false"/>
-          <w:lang w:val="en-GB" w:eastAsia="zh-CN" w:bidi="hi-IN"/>
-        </w:rPr>
-        <w:t xml:space="preserve">The research will be developed using tools like data analytics. This section will show the statistics of many variables, focusing on the context of age, content and characteristics of the product, sport life, and labelling. Some of the next analysis will be conducted: description of the dataset, correlation, classification and clustering, with the aim of comprehension customers and their choices which have been carried on. Machine Learning model will be used for the analysis of the target, in order to know whether customers are or not convinced to buy a healthy product and the satisfaction of themselves. </w:t>
+        <w:t xml:space="preserve">Analysis of datasets: The research will be developed using tools like data analytics. This section will show the statistics of many variables, focusing on the context of age, content and characteristics of the product, sport life, and labelling. Some of the next analysis will be conducted: description of the dataset, correlation, classification and clustering, with the aim of comprehension customers and their choices which have been carried on. Machine Learning model will be used for the analysis of the target, in order to know whether customers are or not convinced to buy a healthy product and the satisfaction of themselves. </w:t>
       </w:r>
     </w:p>
     <w:p>
@@ -825,67 +805,28 @@
           <w:bCs w:val="false"/>
           <w:lang w:val="en-GB" w:eastAsia="zh-CN" w:bidi="hi-IN"/>
         </w:rPr>
-        <w:t xml:space="preserve">Strategic Recommendations: </w:t>
-      </w:r>
-      <w:r>
-        <w:rPr>
-          <w:rFonts w:ascii="Malgun Gothic" w:hAnsi="Malgun Gothic"/>
-          <w:b w:val="false"/>
-          <w:bCs w:val="false"/>
-          <w:lang w:val="en-GB" w:eastAsia="zh-CN" w:bidi="hi-IN"/>
-        </w:rPr>
-        <w:t xml:space="preserve">Suggestion of content labelling will be available for business involved, as well the ethical retail over the customers and the benefits in their health. </w:t>
-      </w:r>
-      <w:r>
-        <w:rPr>
-          <w:rFonts w:ascii="Malgun Gothic" w:hAnsi="Malgun Gothic"/>
-          <w:b w:val="false"/>
-          <w:bCs w:val="false"/>
-          <w:lang w:val="en-GB" w:eastAsia="zh-CN" w:bidi="hi-IN"/>
-        </w:rPr>
-        <w:t>Summarizing the previous data analysis results and their impact in the increase in the sales.</w:t>
-      </w:r>
-    </w:p>
-    <w:p>
-      <w:pPr>
-        <w:pStyle w:val="Normal"/>
-        <w:bidi w:val="0"/>
-        <w:jc w:val="both"/>
-        <w:rPr>
-          <w:rFonts w:ascii="Malgun Gothic" w:hAnsi="Malgun Gothic"/>
-          <w:b w:val="false"/>
-          <w:bCs w:val="false"/>
-          <w:lang w:val="en-GB" w:eastAsia="zh-CN" w:bidi="hi-IN"/>
-        </w:rPr>
-      </w:pPr>
-      <w:r>
-        <w:rPr>
-          <w:rFonts w:ascii="Malgun Gothic" w:hAnsi="Malgun Gothic"/>
-          <w:b w:val="false"/>
-          <w:bCs w:val="false"/>
-          <w:lang w:val="en-GB" w:eastAsia="zh-CN" w:bidi="hi-IN"/>
-        </w:rPr>
-      </w:r>
-    </w:p>
-    <w:p>
-      <w:pPr>
-        <w:pStyle w:val="Normal"/>
-        <w:bidi w:val="0"/>
-        <w:jc w:val="both"/>
-        <w:rPr>
-          <w:rFonts w:ascii="Malgun Gothic" w:hAnsi="Malgun Gothic"/>
-          <w:b w:val="false"/>
-          <w:bCs w:val="false"/>
-          <w:lang w:val="en-GB" w:eastAsia="zh-CN" w:bidi="hi-IN"/>
-        </w:rPr>
-      </w:pPr>
-      <w:r>
-        <w:rPr>
-          <w:rFonts w:ascii="Malgun Gothic" w:hAnsi="Malgun Gothic"/>
-          <w:b w:val="false"/>
-          <w:bCs w:val="false"/>
-          <w:lang w:val="en-GB" w:eastAsia="zh-CN" w:bidi="hi-IN"/>
-        </w:rPr>
+        <w:t xml:space="preserve">Development of models: </w:t>
+      </w:r>
+    </w:p>
+    <w:p>
+      <w:pPr>
+        <w:pStyle w:val="Normal"/>
+        <w:numPr>
+          <w:ilvl w:val="0"/>
+          <w:numId w:val="2"/>
+        </w:numPr>
+        <w:bidi w:val="0"/>
+        <w:jc w:val="both"/>
+        <w:rPr/>
+      </w:pPr>
+      <w:r>
+        <w:rPr>
+          <w:rFonts w:ascii="Malgun Gothic" w:hAnsi="Malgun Gothic"/>
+          <w:b w:val="false"/>
+          <w:bCs w:val="false"/>
+          <w:lang w:val="en-GB" w:eastAsia="zh-CN" w:bidi="hi-IN"/>
+        </w:rPr>
+        <w:t>Strategic Recommendations: Suggestion of content labelling will be available for business involved, as well the ethical retail over the customers and the benefits in their health. Summarizing the previous data analysis results and their impact in the increase in the sales.</w:t>
       </w:r>
     </w:p>
     <w:p>
@@ -906,6 +847,69 @@
         </w:rPr>
       </w:pPr>
       <w:r>
+        <w:rPr/>
+      </w:r>
+    </w:p>
+    <w:p>
+      <w:pPr>
+        <w:pStyle w:val="Normal"/>
+        <w:bidi w:val="0"/>
+        <w:jc w:val="both"/>
+        <w:rPr>
+          <w:rFonts w:ascii="Malgun Gothic" w:hAnsi="Malgun Gothic"/>
+          <w:b w:val="false"/>
+          <w:bCs w:val="false"/>
+          <w:lang w:val="en-GB" w:eastAsia="zh-CN" w:bidi="hi-IN"/>
+        </w:rPr>
+      </w:pPr>
+      <w:r>
+        <w:rPr>
+          <w:rFonts w:ascii="Malgun Gothic" w:hAnsi="Malgun Gothic"/>
+          <w:b w:val="false"/>
+          <w:bCs w:val="false"/>
+          <w:lang w:val="en-GB" w:eastAsia="zh-CN" w:bidi="hi-IN"/>
+        </w:rPr>
+      </w:r>
+    </w:p>
+    <w:p>
+      <w:pPr>
+        <w:pStyle w:val="Normal"/>
+        <w:bidi w:val="0"/>
+        <w:jc w:val="both"/>
+        <w:rPr>
+          <w:rFonts w:ascii="Malgun Gothic" w:hAnsi="Malgun Gothic"/>
+          <w:b w:val="false"/>
+          <w:bCs w:val="false"/>
+          <w:lang w:val="en-GB" w:eastAsia="zh-CN" w:bidi="hi-IN"/>
+        </w:rPr>
+      </w:pPr>
+      <w:r>
+        <w:rPr>
+          <w:rFonts w:ascii="Malgun Gothic" w:hAnsi="Malgun Gothic"/>
+          <w:b w:val="false"/>
+          <w:bCs w:val="false"/>
+          <w:lang w:val="en-GB" w:eastAsia="zh-CN" w:bidi="hi-IN"/>
+        </w:rPr>
+      </w:r>
+    </w:p>
+    <w:p>
+      <w:pPr>
+        <w:pStyle w:val="Normal"/>
+        <w:numPr>
+          <w:ilvl w:val="0"/>
+          <w:numId w:val="0"/>
+        </w:numPr>
+        <w:bidi w:val="0"/>
+        <w:ind w:left="720" w:hanging="0"/>
+        <w:jc w:val="both"/>
+        <w:rPr>
+          <w:rFonts w:ascii="Malgun Gothic" w:hAnsi="Malgun Gothic"/>
+          <w:b w:val="false"/>
+          <w:bCs w:val="false"/>
+          <w:lang w:val="en-GB" w:eastAsia="zh-CN" w:bidi="hi-IN"/>
+        </w:rPr>
+      </w:pPr>
+      <w:r>
         <w:rPr>
           <w:rFonts w:ascii="Malgun Gothic" w:hAnsi="Malgun Gothic"/>
           <w:b w:val="false"/>
@@ -949,7 +953,16 @@
           <w:bCs w:val="false"/>
           <w:lang w:val="en-GB" w:eastAsia="zh-CN" w:bidi="hi-IN"/>
         </w:rPr>
-        <w:t xml:space="preserve">In this research is needed to have dataset with enough observations where will be possible to read, analyse and apply statistics and machine learning models. The features might include type of foods/meals, type of labelling, claims content, and other features. In addition, these dataset will use public dataset, including available scientific papers online. It is expected to carry </w:t>
+        <w:t xml:space="preserve">In this research is needed to have dataset with enough observations where will be possible to read, analyse and apply statistics and machine learning models. The features might include type of foods/meals, type of labelling, claims content, and other features. In addition, these dataset will use public dataset, including available scientific papers online. </w:t>
+      </w:r>
+      <w:r>
+        <w:rPr>
+          <w:rFonts w:ascii="Malgun Gothic" w:hAnsi="Malgun Gothic"/>
+          <w:b w:val="false"/>
+          <w:bCs w:val="false"/>
+          <w:lang w:val="en-GB" w:eastAsia="zh-CN" w:bidi="hi-IN"/>
+        </w:rPr>
+        <w:t>According to dataset analysed through Growth Market Reports, the market is expected to grow twice in five years. In this context, the importance of this research is considered as important as the possible profits. In the case of organic meals, the ‘Global Market Research’ says that revenue for organic food will be triplicate in 2035. Unfortunately, in this moment datasets are limited, reducing their analysis. However, there is a chance to get some free samples of this dataset online, this task will be evaluated in the next stages of this project.</w:t>
       </w:r>
     </w:p>
     <w:p>
@@ -1011,6 +1024,50 @@
           <w:bCs/>
           <w:lang w:val="en-GB" w:eastAsia="zh-CN" w:bidi="hi-IN"/>
         </w:rPr>
+      </w:r>
+    </w:p>
+    <w:p>
+      <w:pPr>
+        <w:pStyle w:val="Normal"/>
+        <w:bidi w:val="0"/>
+        <w:jc w:val="both"/>
+        <w:rPr>
+          <w:rFonts w:ascii="Malgun Gothic" w:hAnsi="Malgun Gothic"/>
+          <w:b w:val="false"/>
+          <w:bCs w:val="false"/>
+          <w:lang w:val="en-GB" w:eastAsia="zh-CN" w:bidi="hi-IN"/>
+        </w:rPr>
+      </w:pPr>
+      <w:r>
+        <w:rPr>
+          <w:rFonts w:ascii="Malgun Gothic" w:hAnsi="Malgun Gothic"/>
+          <w:b w:val="false"/>
+          <w:bCs w:val="false"/>
+          <w:lang w:val="en-GB" w:eastAsia="zh-CN" w:bidi="hi-IN"/>
+        </w:rPr>
+        <w:t xml:space="preserve">The expected results are the next ones: Study and cleaning of dataset, and show some type of distribution (might be normal or binomial for example). Considering the previous results, it will be presented a prediction modelling and different comparison (k-means is one of the tools expected to use). It is also pretended to develop a python app to analyse different dataset and predict new results. </w:t>
+      </w:r>
+    </w:p>
+    <w:p>
+      <w:pPr>
+        <w:pStyle w:val="Normal"/>
+        <w:bidi w:val="0"/>
+        <w:jc w:val="both"/>
+        <w:rPr>
+          <w:rFonts w:ascii="Malgun Gothic" w:hAnsi="Malgun Gothic"/>
+          <w:b w:val="false"/>
+          <w:bCs w:val="false"/>
+          <w:lang w:val="en-GB" w:eastAsia="zh-CN" w:bidi="hi-IN"/>
+        </w:rPr>
+      </w:pPr>
+      <w:r>
+        <w:rPr>
+          <w:rFonts w:ascii="Malgun Gothic" w:hAnsi="Malgun Gothic"/>
+          <w:b w:val="false"/>
+          <w:bCs w:val="false"/>
+          <w:lang w:val="en-GB" w:eastAsia="zh-CN" w:bidi="hi-IN"/>
+        </w:rPr>
+        <w:t xml:space="preserve"> </w:t>
       </w:r>
     </w:p>
     <w:p>

--- a/CA1-Elienai.docx
+++ b/CA1-Elienai.docx
@@ -612,7 +612,12 @@
         </w:rPr>
       </w:pPr>
       <w:r>
-        <w:rPr/>
+        <w:rPr>
+          <w:rFonts w:ascii="Malgun Gothic" w:hAnsi="Malgun Gothic"/>
+          <w:b w:val="false"/>
+          <w:bCs w:val="false"/>
+          <w:lang w:val="en-GB" w:eastAsia="zh-CN" w:bidi="hi-IN"/>
+        </w:rPr>
         <w:drawing>
           <wp:anchor behindDoc="0" distT="0" distB="0" distL="0" distR="0" simplePos="0" locked="0" layoutInCell="0" allowOverlap="1" relativeHeight="2">
             <wp:simplePos x="0" y="0"/>
@@ -847,7 +852,12 @@
         </w:rPr>
       </w:pPr>
       <w:r>
-        <w:rPr/>
+        <w:rPr>
+          <w:rFonts w:ascii="Malgun Gothic" w:hAnsi="Malgun Gothic"/>
+          <w:b w:val="false"/>
+          <w:bCs w:val="false"/>
+          <w:lang w:val="en-GB" w:eastAsia="zh-CN" w:bidi="hi-IN"/>
+        </w:rPr>
       </w:r>
     </w:p>
     <w:p>
@@ -953,16 +963,7 @@
           <w:bCs w:val="false"/>
           <w:lang w:val="en-GB" w:eastAsia="zh-CN" w:bidi="hi-IN"/>
         </w:rPr>
-        <w:t xml:space="preserve">In this research is needed to have dataset with enough observations where will be possible to read, analyse and apply statistics and machine learning models. The features might include type of foods/meals, type of labelling, claims content, and other features. In addition, these dataset will use public dataset, including available scientific papers online. </w:t>
-      </w:r>
-      <w:r>
-        <w:rPr>
-          <w:rFonts w:ascii="Malgun Gothic" w:hAnsi="Malgun Gothic"/>
-          <w:b w:val="false"/>
-          <w:bCs w:val="false"/>
-          <w:lang w:val="en-GB" w:eastAsia="zh-CN" w:bidi="hi-IN"/>
-        </w:rPr>
-        <w:t>According to dataset analysed through Growth Market Reports, the market is expected to grow twice in five years. In this context, the importance of this research is considered as important as the possible profits. In the case of organic meals, the ‘Global Market Research’ says that revenue for organic food will be triplicate in 2035. Unfortunately, in this moment datasets are limited, reducing their analysis. However, there is a chance to get some free samples of this dataset online, this task will be evaluated in the next stages of this project.</w:t>
+        <w:t>In this research is needed to have dataset with enough observations where will be possible to read, analyse and apply statistics and machine learning models. The features might include type of foods/meals, type of labelling, claims content, and other features. In addition, these dataset will use public dataset, including available scientific papers online. According to dataset analysed through Growth Market Reports, the market is expected to grow twice in five years. In this context, the importance of this research is considered as important as the possible profits. In the case of organic meals, the ‘Global Market Research’ says that revenue for organic food will be triplicate in 2035. Unfortunately, in this moment datasets are limited, reducing their analysis. However, there is a chance to get some free samples of this dataset online, this task will be evaluated in the next stages of this project.</w:t>
       </w:r>
     </w:p>
     <w:p>
@@ -1095,19 +1096,90 @@
         <w:bidi w:val="0"/>
         <w:jc w:val="both"/>
         <w:rPr>
-          <w:rFonts w:ascii="Malgun Gothic" w:hAnsi="Malgun Gothic"/>
-          <w:b/>
-          <w:bCs/>
-          <w:lang w:val="en-GB" w:eastAsia="zh-CN" w:bidi="hi-IN"/>
-        </w:rPr>
-      </w:pPr>
-      <w:r>
-        <w:rPr>
-          <w:rFonts w:ascii="Malgun Gothic" w:hAnsi="Malgun Gothic"/>
-          <w:b/>
-          <w:bCs/>
-          <w:lang w:val="en-GB" w:eastAsia="zh-CN" w:bidi="hi-IN"/>
-        </w:rPr>
+          <w:lang w:val="en-GB" w:eastAsia="zh-CN" w:bidi="hi-IN"/>
+        </w:rPr>
+      </w:pPr>
+      <w:r>
+        <w:rPr/>
+      </w:r>
+    </w:p>
+    <w:p>
+      <w:pPr>
+        <w:pStyle w:val="Normal"/>
+        <w:bidi w:val="0"/>
+        <w:jc w:val="both"/>
+        <w:rPr>
+          <w:lang w:val="en-GB" w:eastAsia="zh-CN" w:bidi="hi-IN"/>
+        </w:rPr>
+      </w:pPr>
+      <w:r>
+        <w:rPr/>
+      </w:r>
+    </w:p>
+    <w:p>
+      <w:pPr>
+        <w:pStyle w:val="Normal"/>
+        <w:bidi w:val="0"/>
+        <w:jc w:val="both"/>
+        <w:rPr>
+          <w:rFonts w:ascii="Malgun Gothic" w:hAnsi="Malgun Gothic"/>
+          <w:b/>
+          <w:bCs/>
+          <w:lang w:val="en-GB" w:eastAsia="zh-CN" w:bidi="hi-IN"/>
+        </w:rPr>
+      </w:pPr>
+      <w:r>
+        <w:rPr>
+          <w:rFonts w:ascii="Malgun Gothic" w:hAnsi="Malgun Gothic"/>
+          <w:b/>
+          <w:bCs/>
+          <w:lang w:val="en-GB" w:eastAsia="zh-CN" w:bidi="hi-IN"/>
+        </w:rPr>
+        <w:drawing>
+          <wp:anchor behindDoc="0" distT="0" distB="0" distL="0" distR="0" simplePos="0" locked="0" layoutInCell="0" allowOverlap="1" relativeHeight="3">
+            <wp:simplePos x="0" y="0"/>
+            <wp:positionH relativeFrom="column">
+              <wp:align>center</wp:align>
+            </wp:positionH>
+            <wp:positionV relativeFrom="paragraph">
+              <wp:posOffset>635</wp:posOffset>
+            </wp:positionV>
+            <wp:extent cx="6332220" cy="3618230"/>
+            <wp:effectExtent l="0" t="0" r="0" b="0"/>
+            <wp:wrapSquare wrapText="largest"/>
+            <wp:docPr id="2" name="Image2" descr=""/>
+            <wp:cNvGraphicFramePr>
+              <a:graphicFrameLocks xmlns:a="http://schemas.openxmlformats.org/drawingml/2006/main" noChangeAspect="1"/>
+            </wp:cNvGraphicFramePr>
+            <a:graphic xmlns:a="http://schemas.openxmlformats.org/drawingml/2006/main">
+              <a:graphicData uri="http://schemas.openxmlformats.org/drawingml/2006/picture">
+                <pic:pic xmlns:pic="http://schemas.openxmlformats.org/drawingml/2006/picture">
+                  <pic:nvPicPr>
+                    <pic:cNvPr id="2" name="Image2" descr=""/>
+                    <pic:cNvPicPr>
+                      <a:picLocks noChangeAspect="1" noChangeArrowheads="1"/>
+                    </pic:cNvPicPr>
+                  </pic:nvPicPr>
+                  <pic:blipFill>
+                    <a:blip r:embed="rId3"/>
+                    <a:stretch>
+                      <a:fillRect/>
+                    </a:stretch>
+                  </pic:blipFill>
+                  <pic:spPr bwMode="auto">
+                    <a:xfrm>
+                      <a:off x="0" y="0"/>
+                      <a:ext cx="6332220" cy="3618230"/>
+                    </a:xfrm>
+                    <a:prstGeom prst="rect">
+                      <a:avLst/>
+                    </a:prstGeom>
+                  </pic:spPr>
+                </pic:pic>
+              </a:graphicData>
+            </a:graphic>
+          </wp:anchor>
+        </w:drawing>
       </w:r>
     </w:p>
     <w:p>
